--- a/diploma/Doc2Onto/docs/thesis/thesis.docx
+++ b/diploma/Doc2Onto/docs/thesis/thesis.docx
@@ -32,7 +32,7 @@
         <w:pStyle w:val="BodyText"/>
       </w:pPr>
       <w:r>
-        <w:t xml:space="preserve">Существующие методы автоматизированного извлечения информации можно разделить на три группы: правила-ориентированные методы, методы на основе обучения с использованием обработки естественного языка [8], методы на основе больших языковых моделей [9]. Каждый из них в чистом виде имеет существенные ограничения: правила-ориентированные методы неустойчивы к вариативности оформления документов; методы на основе обучения требуют значительных по объёму размеченных корпусов, непрактичных в условиях ограниченного потока однотипных документов кафедры; методы на основе больших языковых моделей характеризуются нестабильностью результатов, ограниченной интерпретируемостью и риском генерации правдоподобных, но не соответствующих действительности значений. Готовые программные решения, реализующие описанные методы, ориентированы преимущественно на извлечение текстового содержимого без привязки к конкретной онтологической модели; использование облачных сервисов интеллектуальной обработки документов [20–22] сопряжено с передачей данных внешним поставщикам, что в контексте обработки документов с персональными данными [1] накладывает существенные правовые ограничения.</w:t>
+        <w:t xml:space="preserve">Существующие методы автоматизированного извлечения информации можно разделить на три группы: правила-ориентированные методы, методы на основе обучения с использованием обработки естественного языка [8], методы на основе больших языковых моделей [9]. Каждый из них в чистом виде имеет существенные ограничения: правила-ориентированные методы неустойчивы к вариативности оформления документов; методы на основе обучения требуют значительных по объёму размеченных корпусов, непрактичных в условиях ограниченного потока однотипных документов кафедры; методы на основе больших языковых моделей характеризуются ограниченной интерпретируемостью и риском генерации правдоподобных, но не соответствующих действительности значений. Готовые программные решения, реализующие описанные методы, ориентированы преимущественно на извлечение текстового содержимого без привязки к конкретной онтологической модели; использование облачных сервисов интеллектуальной обработки документов [20–22] сопряжено с передачей данных внешним поставщикам, что в контексте обработки документов с персональными данными [1] накладывает существенные правовые ограничения.</w:t>
       </w:r>
     </w:p>
     <w:p>
@@ -927,29 +927,13 @@
           <w:i/>
           <w:iCs/>
         </w:rPr>
-        <w:t xml:space="preserve">нестабильность результатов</w:t>
-      </w:r>
-      <w:r>
-        <w:t xml:space="preserve"> </w:t>
-      </w:r>
-      <w:r>
-        <w:t xml:space="preserve">при повторных запросах;</w:t>
-      </w:r>
-      <w:r>
-        <w:t xml:space="preserve"> </w:t>
-      </w:r>
-      <w:r>
-        <w:rPr>
-          <w:i/>
-          <w:iCs/>
-        </w:rPr>
         <w:t xml:space="preserve">ограниченная интерпретируемость</w:t>
       </w:r>
       <w:r>
         <w:t xml:space="preserve"> </w:t>
       </w:r>
       <w:r>
-        <w:t xml:space="preserve">— причина ответа не поддаётся анализу;</w:t>
+        <w:t xml:space="preserve">— причина ответа не поддаётся анализу через формальные правила;</w:t>
       </w:r>
       <w:r>
         <w:t xml:space="preserve"> </w:t>
@@ -1268,7 +1252,7 @@
               <w:jc w:val="center"/>
             </w:pPr>
             <w:r>
-              <w:t xml:space="preserve">низкая</w:t>
+              <w:t xml:space="preserve">средняя</w:t>
             </w:r>
           </w:p>
         </w:tc>
@@ -1894,7 +1878,7 @@
         <w:t xml:space="preserve"> </w:t>
       </w:r>
       <w:r>
-        <w:t xml:space="preserve">— повторная обработка одного документа должна давать совпадающий набор фактов в детерминированной части (этап коррекции языковой моделью может расходиться).</w:t>
+        <w:t xml:space="preserve">— повторная обработка одного документа должна давать совпадающий набор фактов в детерминированной части (воспроизводимость этапа коррекции языковой моделью определяется настройками модели).</w:t>
       </w:r>
       <w:r>
         <w:t xml:space="preserve"> </w:t>
@@ -18142,6 +18126,4902 @@
     <w:bookmarkEnd w:id="108"/>
     <w:bookmarkEnd w:id="109"/>
     <w:bookmarkEnd w:id="110"/>
+    <w:bookmarkStart w:id="111" w:name="приложение-д"/>
+    <w:p>
+      <w:pPr>
+        <w:pStyle w:val="1"/>
+      </w:pPr>
+      <w:r>
+        <w:t xml:space="preserve">ПРИЛОЖЕНИЕ Д</w:t>
+      </w:r>
+    </w:p>
+    <w:p>
+      <w:pPr>
+        <w:pStyle w:val="FirstParagraph"/>
+      </w:pPr>
+      <w:r>
+        <w:rPr>
+          <w:b/>
+          <w:bCs/>
+        </w:rPr>
+        <w:t xml:space="preserve">ПРОГРАММА «Doc2Onto» ОПИСАНИЕ ПРОГРАММЫ</w:t>
+      </w:r>
+    </w:p>
+    <w:p>
+      <w:pPr>
+        <w:pStyle w:val="BodyText"/>
+      </w:pPr>
+      <w:r>
+        <w:t xml:space="preserve">Листов 12</w:t>
+      </w:r>
+    </w:p>
+    <w:p>
+      <w:pPr>
+        <w:pStyle w:val="BodyText"/>
+      </w:pPr>
+      <w:r>
+        <w:t xml:space="preserve">Новосибирск, 2026</w:t>
+      </w:r>
+    </w:p>
+    <w:p>
+      <w:pPr>
+        <w:pStyle w:val="BodyText"/>
+      </w:pPr>
+      <w:r>
+        <w:rPr>
+          <w:b/>
+          <w:bCs/>
+        </w:rPr>
+        <w:t xml:space="preserve">СОДЕРЖАНИЕ</w:t>
+      </w:r>
+    </w:p>
+    <w:p>
+      <w:pPr>
+        <w:pStyle w:val="Compact"/>
+        <w:numPr>
+          <w:ilvl w:val="0"/>
+          <w:numId w:val="1019"/>
+        </w:numPr>
+      </w:pPr>
+      <w:r>
+        <w:t xml:space="preserve">Общие сведения</w:t>
+      </w:r>
+    </w:p>
+    <w:p>
+      <w:pPr>
+        <w:pStyle w:val="Compact"/>
+        <w:numPr>
+          <w:ilvl w:val="0"/>
+          <w:numId w:val="1019"/>
+        </w:numPr>
+      </w:pPr>
+      <w:r>
+        <w:t xml:space="preserve">Функциональное назначение</w:t>
+      </w:r>
+    </w:p>
+    <w:p>
+      <w:pPr>
+        <w:pStyle w:val="Compact"/>
+        <w:numPr>
+          <w:ilvl w:val="0"/>
+          <w:numId w:val="1019"/>
+        </w:numPr>
+      </w:pPr>
+      <w:r>
+        <w:t xml:space="preserve">Описание логической структуры</w:t>
+      </w:r>
+    </w:p>
+    <w:p>
+      <w:pPr>
+        <w:pStyle w:val="Compact"/>
+        <w:numPr>
+          <w:ilvl w:val="0"/>
+          <w:numId w:val="1019"/>
+        </w:numPr>
+      </w:pPr>
+      <w:r>
+        <w:t xml:space="preserve">Используемые технические средства</w:t>
+      </w:r>
+    </w:p>
+    <w:p>
+      <w:pPr>
+        <w:pStyle w:val="Compact"/>
+        <w:numPr>
+          <w:ilvl w:val="0"/>
+          <w:numId w:val="1019"/>
+        </w:numPr>
+      </w:pPr>
+      <w:r>
+        <w:t xml:space="preserve">Вызов и загрузка</w:t>
+      </w:r>
+    </w:p>
+    <w:p>
+      <w:pPr>
+        <w:pStyle w:val="Compact"/>
+        <w:numPr>
+          <w:ilvl w:val="0"/>
+          <w:numId w:val="1019"/>
+        </w:numPr>
+      </w:pPr>
+      <w:r>
+        <w:t xml:space="preserve">Входные данные</w:t>
+      </w:r>
+    </w:p>
+    <w:p>
+      <w:pPr>
+        <w:pStyle w:val="Compact"/>
+        <w:numPr>
+          <w:ilvl w:val="0"/>
+          <w:numId w:val="1019"/>
+        </w:numPr>
+      </w:pPr>
+      <w:r>
+        <w:t xml:space="preserve">Выходные данные</w:t>
+      </w:r>
+    </w:p>
+    <w:p>
+      <w:pPr>
+        <w:pStyle w:val="Compact"/>
+        <w:numPr>
+          <w:ilvl w:val="0"/>
+          <w:numId w:val="1019"/>
+        </w:numPr>
+      </w:pPr>
+      <w:r>
+        <w:t xml:space="preserve">Лист регистрации изменений</w:t>
+      </w:r>
+    </w:p>
+    <w:bookmarkEnd w:id="111"/>
+    <w:bookmarkStart w:id="120" w:name="аннотация"/>
+    <w:p>
+      <w:pPr>
+        <w:pStyle w:val="1"/>
+      </w:pPr>
+      <w:r>
+        <w:t xml:space="preserve">АННОТАЦИЯ</w:t>
+      </w:r>
+    </w:p>
+    <w:p>
+      <w:pPr>
+        <w:pStyle w:val="FirstParagraph"/>
+      </w:pPr>
+      <w:r>
+        <w:t xml:space="preserve">В настоящем документе приведено описание программной системы</w:t>
+      </w:r>
+      <w:r>
+        <w:t xml:space="preserve"> </w:t>
+      </w:r>
+      <w:r>
+        <w:rPr>
+          <w:b/>
+          <w:bCs/>
+        </w:rPr>
+        <w:t xml:space="preserve">Doc2Onto</w:t>
+      </w:r>
+      <w:r>
+        <w:t xml:space="preserve"> </w:t>
+      </w:r>
+      <w:r>
+        <w:t xml:space="preserve">— настольного приложения для автоматизированного пополнения онтологической модели кафедры знаниями, извлечёнными из документов учебно-организационной деятельности. Система реализует полный цикл обработки документа — от загрузки исходного файла до записи извлечённых фактов в общую онтологическую модель — на основе гибридного подхода «детерминированный шаблон + коррекция большой языковой моделью». Документ оформлен в соответствии с требованиями ЕСПД (ГОСТ 19.402-78, ГОСТ 19.105-78).</w:t>
+      </w:r>
+    </w:p>
+    <w:bookmarkStart w:id="112" w:name="общие-сведения"/>
+    <w:p>
+      <w:pPr>
+        <w:pStyle w:val="2"/>
+      </w:pPr>
+      <w:r>
+        <w:t xml:space="preserve">1. Общие сведения</w:t>
+      </w:r>
+    </w:p>
+    <w:p>
+      <w:pPr>
+        <w:pStyle w:val="FirstParagraph"/>
+      </w:pPr>
+      <w:r>
+        <w:rPr>
+          <w:b/>
+          <w:bCs/>
+        </w:rPr>
+        <w:t xml:space="preserve">1.1 Обозначение и наименование программы</w:t>
+      </w:r>
+    </w:p>
+    <w:p>
+      <w:pPr>
+        <w:pStyle w:val="BodyText"/>
+      </w:pPr>
+      <w:r>
+        <w:t xml:space="preserve">Наименование программы —</w:t>
+      </w:r>
+      <w:r>
+        <w:t xml:space="preserve"> </w:t>
+      </w:r>
+      <w:r>
+        <w:rPr>
+          <w:b/>
+          <w:bCs/>
+        </w:rPr>
+        <w:t xml:space="preserve">Doc2Onto</w:t>
+      </w:r>
+      <w:r>
+        <w:t xml:space="preserve">.</w:t>
+      </w:r>
+    </w:p>
+    <w:p>
+      <w:pPr>
+        <w:pStyle w:val="BodyText"/>
+      </w:pPr>
+      <w:r>
+        <w:rPr>
+          <w:b/>
+          <w:bCs/>
+        </w:rPr>
+        <w:t xml:space="preserve">1.2 Программное обеспечение, необходимое для функционирования программы</w:t>
+      </w:r>
+    </w:p>
+    <w:p>
+      <w:pPr>
+        <w:pStyle w:val="BodyText"/>
+      </w:pPr>
+      <w:r>
+        <w:t xml:space="preserve">Система реализована как настольное приложение с единым процессом исполнения и функционирует в следующем окружении:</w:t>
+      </w:r>
+    </w:p>
+    <w:p>
+      <w:pPr>
+        <w:pStyle w:val="Compact"/>
+        <w:numPr>
+          <w:ilvl w:val="0"/>
+          <w:numId w:val="1020"/>
+        </w:numPr>
+      </w:pPr>
+      <w:r>
+        <w:t xml:space="preserve">интерпретатор языка Python версии 3.11;</w:t>
+      </w:r>
+    </w:p>
+    <w:p>
+      <w:pPr>
+        <w:pStyle w:val="Compact"/>
+        <w:numPr>
+          <w:ilvl w:val="0"/>
+          <w:numId w:val="1020"/>
+        </w:numPr>
+      </w:pPr>
+      <w:r>
+        <w:t xml:space="preserve">кросс-платформенная библиотека графического интерфейса PySide6 (Qt 6);</w:t>
+      </w:r>
+    </w:p>
+    <w:p>
+      <w:pPr>
+        <w:pStyle w:val="Compact"/>
+        <w:numPr>
+          <w:ilvl w:val="0"/>
+          <w:numId w:val="1020"/>
+        </w:numPr>
+      </w:pPr>
+      <w:r>
+        <w:t xml:space="preserve">библиотека работы с RDF-графами rdflib;</w:t>
+      </w:r>
+    </w:p>
+    <w:p>
+      <w:pPr>
+        <w:pStyle w:val="Compact"/>
+        <w:numPr>
+          <w:ilvl w:val="0"/>
+          <w:numId w:val="1020"/>
+        </w:numPr>
+      </w:pPr>
+      <w:r>
+        <w:t xml:space="preserve">библиотека морфологической обработки русского языка pymorphy3;</w:t>
+      </w:r>
+    </w:p>
+    <w:p>
+      <w:pPr>
+        <w:pStyle w:val="Compact"/>
+        <w:numPr>
+          <w:ilvl w:val="0"/>
+          <w:numId w:val="1020"/>
+        </w:numPr>
+      </w:pPr>
+      <w:r>
+        <w:t xml:space="preserve">официальный программный интерфейс OpenAI Python (используется для извлечения значений полей и автоматизированной генерации шаблонов; модель</w:t>
+      </w:r>
+      <w:r>
+        <w:t xml:space="preserve"> </w:t>
+      </w:r>
+      <w:r>
+        <w:rPr>
+          <w:rStyle w:val="VerbatimChar"/>
+        </w:rPr>
+        <w:t xml:space="preserve">gpt-5.4-mini</w:t>
+      </w:r>
+      <w:r>
+        <w:t xml:space="preserve"> </w:t>
+      </w:r>
+      <w:r>
+        <w:t xml:space="preserve">по умолчанию);</w:t>
+      </w:r>
+    </w:p>
+    <w:p>
+      <w:pPr>
+        <w:pStyle w:val="Compact"/>
+        <w:numPr>
+          <w:ilvl w:val="0"/>
+          <w:numId w:val="1020"/>
+        </w:numPr>
+      </w:pPr>
+      <w:r>
+        <w:t xml:space="preserve">внешний пакет LibreOffice либо Microsoft Word с компонентом COM-доступа (через библиотеку</w:t>
+      </w:r>
+      <w:r>
+        <w:t xml:space="preserve"> </w:t>
+      </w:r>
+      <w:r>
+        <w:rPr>
+          <w:rStyle w:val="VerbatimChar"/>
+        </w:rPr>
+        <w:t xml:space="preserve">pywin32</w:t>
+      </w:r>
+      <w:r>
+        <w:t xml:space="preserve">) — для преобразования документов формата DOC к формату DOCX и предпросмотра PDF-копий в графическом интерфейсе;</w:t>
+      </w:r>
+    </w:p>
+    <w:p>
+      <w:pPr>
+        <w:pStyle w:val="Compact"/>
+        <w:numPr>
+          <w:ilvl w:val="0"/>
+          <w:numId w:val="1020"/>
+        </w:numPr>
+      </w:pPr>
+      <w:r>
+        <w:t xml:space="preserve">внешний веб-сервис ConvertAPI — для преобразования документов формата PDF к формату DOCX.</w:t>
+      </w:r>
+    </w:p>
+    <w:p>
+      <w:pPr>
+        <w:pStyle w:val="FirstParagraph"/>
+      </w:pPr>
+      <w:r>
+        <w:t xml:space="preserve">Кросс-платформенность обеспечена за счёт использования Python и Qt: программа работает на операционных системах семейства Microsoft Windows и в основных дистрибутивах Linux.</w:t>
+      </w:r>
+    </w:p>
+    <w:p>
+      <w:pPr>
+        <w:pStyle w:val="BodyText"/>
+      </w:pPr>
+      <w:r>
+        <w:rPr>
+          <w:b/>
+          <w:bCs/>
+        </w:rPr>
+        <w:t xml:space="preserve">1.3 Языки программирования</w:t>
+      </w:r>
+    </w:p>
+    <w:p>
+      <w:pPr>
+        <w:pStyle w:val="BodyText"/>
+      </w:pPr>
+      <w:r>
+        <w:t xml:space="preserve">Программа реализована на языке программирования общего назначения Python (версия 3.11) — как кодовая база приложения, так и пользовательские шаблоны извлечения знаний. Структура унифицированного представления документов формализована в виде XSD-схемы; схема онтологической модели кафедры записана в формате Turtle (RDF). Тексты системных промптов для большой языковой модели хранятся в виде простых текстовых файлов с шаблонной подстановкой.</w:t>
+      </w:r>
+    </w:p>
+    <w:bookmarkEnd w:id="112"/>
+    <w:bookmarkStart w:id="113" w:name="функциональное-назначение"/>
+    <w:p>
+      <w:pPr>
+        <w:pStyle w:val="2"/>
+      </w:pPr>
+      <w:r>
+        <w:t xml:space="preserve">2. Функциональное назначение</w:t>
+      </w:r>
+    </w:p>
+    <w:p>
+      <w:pPr>
+        <w:pStyle w:val="FirstParagraph"/>
+      </w:pPr>
+      <w:r>
+        <w:t xml:space="preserve">Программа предназначена для решения следующих задач:</w:t>
+      </w:r>
+    </w:p>
+    <w:p>
+      <w:pPr>
+        <w:pStyle w:val="Compact"/>
+        <w:numPr>
+          <w:ilvl w:val="0"/>
+          <w:numId w:val="1021"/>
+        </w:numPr>
+      </w:pPr>
+      <w:r>
+        <w:t xml:space="preserve">автоматизированное преобразование документов кафедры различных форматов (DOC, DOCX, PDF с текстовым слоем) к унифицированному иерархическому представлению, изолирующему форматные особенности от логики извлечения знаний;</w:t>
+      </w:r>
+    </w:p>
+    <w:p>
+      <w:pPr>
+        <w:pStyle w:val="Compact"/>
+        <w:numPr>
+          <w:ilvl w:val="0"/>
+          <w:numId w:val="1021"/>
+        </w:numPr>
+      </w:pPr>
+      <w:r>
+        <w:t xml:space="preserve">определение класса документа путём перебора имеющихся шаблонов с возможностью ручного указания класса при отказе автоматической классификации;</w:t>
+      </w:r>
+    </w:p>
+    <w:p>
+      <w:pPr>
+        <w:pStyle w:val="Compact"/>
+        <w:numPr>
+          <w:ilvl w:val="0"/>
+          <w:numId w:val="1021"/>
+        </w:numPr>
+      </w:pPr>
+      <w:r>
+        <w:t xml:space="preserve">извлечение значений объявленных шаблоном полей в гибридном режиме: выполнение детерминированных правил шаблона с последующей проверкой и коррекцией значений большой языковой моделью;</w:t>
+      </w:r>
+    </w:p>
+    <w:p>
+      <w:pPr>
+        <w:pStyle w:val="Compact"/>
+        <w:numPr>
+          <w:ilvl w:val="0"/>
+          <w:numId w:val="1021"/>
+        </w:numPr>
+      </w:pPr>
+      <w:r>
+        <w:t xml:space="preserve">приведение извлечённых значений к канонической форме с применением концептов онтологии (морфологическое приведение ФИО к именительному падежу, нормализация дат, сопоставление текстовых форм с именованными индивидами перечислений);</w:t>
+      </w:r>
+    </w:p>
+    <w:p>
+      <w:pPr>
+        <w:pStyle w:val="Compact"/>
+        <w:numPr>
+          <w:ilvl w:val="0"/>
+          <w:numId w:val="1021"/>
+        </w:numPr>
+      </w:pPr>
+      <w:r>
+        <w:t xml:space="preserve">построение чернового графа фактов в терминах онтологической модели с сохранением метаданных о неполных узлах и их источниках;</w:t>
+      </w:r>
+    </w:p>
+    <w:p>
+      <w:pPr>
+        <w:pStyle w:val="Compact"/>
+        <w:numPr>
+          <w:ilvl w:val="0"/>
+          <w:numId w:val="1021"/>
+        </w:numPr>
+      </w:pPr>
+      <w:r>
+        <w:t xml:space="preserve">предоставление пользователю возможности ручного редактирования графа с двухслойным сохранением правок (черновик от шаблона отдельно, правки пользователя отдельно);</w:t>
+      </w:r>
+    </w:p>
+    <w:p>
+      <w:pPr>
+        <w:pStyle w:val="Compact"/>
+        <w:numPr>
+          <w:ilvl w:val="0"/>
+          <w:numId w:val="1021"/>
+        </w:numPr>
+      </w:pPr>
+      <w:r>
+        <w:t xml:space="preserve">интеграция извлечённых фактов в общую онтологическую модель кафедры с учётом политик слияния, заданных в схеме онтологии, и эффективной даты документа;</w:t>
+      </w:r>
+    </w:p>
+    <w:p>
+      <w:pPr>
+        <w:pStyle w:val="Compact"/>
+        <w:numPr>
+          <w:ilvl w:val="0"/>
+          <w:numId w:val="1021"/>
+        </w:numPr>
+      </w:pPr>
+      <w:r>
+        <w:t xml:space="preserve">автоматизированная генерация заготовок шаблонов на основе образцов документов и схемы онтологии;</w:t>
+      </w:r>
+    </w:p>
+    <w:p>
+      <w:pPr>
+        <w:pStyle w:val="Compact"/>
+        <w:numPr>
+          <w:ilvl w:val="0"/>
+          <w:numId w:val="1021"/>
+        </w:numPr>
+      </w:pPr>
+      <w:r>
+        <w:t xml:space="preserve">структурная валидация пользовательских шаблонов с AST-анализом исходного кода;</w:t>
+      </w:r>
+    </w:p>
+    <w:p>
+      <w:pPr>
+        <w:pStyle w:val="Compact"/>
+        <w:numPr>
+          <w:ilvl w:val="0"/>
+          <w:numId w:val="1021"/>
+        </w:numPr>
+      </w:pPr>
+      <w:r>
+        <w:t xml:space="preserve">отслеживание происхождения каждого факта в общей модели до исходного документа, шаблона и применённой политики слияния;</w:t>
+      </w:r>
+    </w:p>
+    <w:p>
+      <w:pPr>
+        <w:pStyle w:val="Compact"/>
+        <w:numPr>
+          <w:ilvl w:val="0"/>
+          <w:numId w:val="1021"/>
+        </w:numPr>
+      </w:pPr>
+      <w:r>
+        <w:t xml:space="preserve">откат документа — удаление всех ассоциированных с ним фактов с безопасной пересборкой общей модели.</w:t>
+      </w:r>
+    </w:p>
+    <w:bookmarkEnd w:id="113"/>
+    <w:bookmarkStart w:id="114" w:name="описание-логической-структуры"/>
+    <w:p>
+      <w:pPr>
+        <w:pStyle w:val="2"/>
+      </w:pPr>
+      <w:r>
+        <w:t xml:space="preserve">3. Описание логической структуры</w:t>
+      </w:r>
+    </w:p>
+    <w:p>
+      <w:pPr>
+        <w:pStyle w:val="FirstParagraph"/>
+      </w:pPr>
+      <w:r>
+        <w:rPr>
+          <w:b/>
+          <w:bCs/>
+        </w:rPr>
+        <w:t xml:space="preserve">3.1 Архитектура программы</w:t>
+      </w:r>
+    </w:p>
+    <w:p>
+      <w:pPr>
+        <w:pStyle w:val="BodyText"/>
+      </w:pPr>
+      <w:r>
+        <w:t xml:space="preserve">Программа разделена на шесть функциональных слоёв (схема архитектуры приведена на рисунке 2.6 основного текста работы):</w:t>
+      </w:r>
+    </w:p>
+    <w:p>
+      <w:pPr>
+        <w:pStyle w:val="Compact"/>
+        <w:numPr>
+          <w:ilvl w:val="0"/>
+          <w:numId w:val="1022"/>
+        </w:numPr>
+      </w:pPr>
+      <w:r>
+        <w:rPr>
+          <w:b/>
+          <w:bCs/>
+        </w:rPr>
+        <w:t xml:space="preserve">Слой описаний данных</w:t>
+      </w:r>
+      <w:r>
+        <w:t xml:space="preserve"> </w:t>
+      </w:r>
+      <w:r>
+        <w:t xml:space="preserve">— структуры передачи данных между остальными слоями (документ, шаблон, результат извлечения полей, черновой граф, слой пользовательских правок).</w:t>
+      </w:r>
+    </w:p>
+    <w:p>
+      <w:pPr>
+        <w:pStyle w:val="Compact"/>
+        <w:numPr>
+          <w:ilvl w:val="0"/>
+          <w:numId w:val="1022"/>
+        </w:numPr>
+      </w:pPr>
+      <w:r>
+        <w:rPr>
+          <w:b/>
+          <w:bCs/>
+        </w:rPr>
+        <w:t xml:space="preserve">Слой ядра</w:t>
+      </w:r>
+      <w:r>
+        <w:t xml:space="preserve"> </w:t>
+      </w:r>
+      <w:r>
+        <w:t xml:space="preserve">— переиспользуемые средства, доступные коду пользовательских шаблонов: модель унифицированного представления документов, декларативный язык извлечения значений полей (поле, селектор, извлекатель, нормализатор), концепты онтологии, построитель графа фактов, контракт шаблона и средства его структурной валидации.</w:t>
+      </w:r>
+    </w:p>
+    <w:p>
+      <w:pPr>
+        <w:pStyle w:val="Compact"/>
+        <w:numPr>
+          <w:ilvl w:val="0"/>
+          <w:numId w:val="1022"/>
+        </w:numPr>
+      </w:pPr>
+      <w:r>
+        <w:rPr>
+          <w:b/>
+          <w:bCs/>
+        </w:rPr>
+        <w:t xml:space="preserve">Слой модулей конвейера</w:t>
+      </w:r>
+      <w:r>
+        <w:t xml:space="preserve"> </w:t>
+      </w:r>
+      <w:r>
+        <w:t xml:space="preserve">— реализации пяти стадий обработки документа: преобразование к унифицированному представлению, определение класса документа, извлечение значений полей, построение чернового графа фактов, интеграция в общую онтологическую модель.</w:t>
+      </w:r>
+    </w:p>
+    <w:p>
+      <w:pPr>
+        <w:pStyle w:val="Compact"/>
+        <w:numPr>
+          <w:ilvl w:val="0"/>
+          <w:numId w:val="1022"/>
+        </w:numPr>
+      </w:pPr>
+      <w:r>
+        <w:rPr>
+          <w:b/>
+          <w:bCs/>
+        </w:rPr>
+        <w:t xml:space="preserve">Слой работы с файлами</w:t>
+      </w:r>
+      <w:r>
+        <w:t xml:space="preserve"> </w:t>
+      </w:r>
+      <w:r>
+        <w:t xml:space="preserve">— менеджеры документов и шаблонов, репозиторий онтологии; единственная точка контакта с файловой системой.</w:t>
+      </w:r>
+    </w:p>
+    <w:p>
+      <w:pPr>
+        <w:pStyle w:val="Compact"/>
+        <w:numPr>
+          <w:ilvl w:val="0"/>
+          <w:numId w:val="1022"/>
+        </w:numPr>
+      </w:pPr>
+      <w:r>
+        <w:rPr>
+          <w:b/>
+          <w:bCs/>
+        </w:rPr>
+        <w:t xml:space="preserve">Слой оркестрации</w:t>
+      </w:r>
+      <w:r>
+        <w:t xml:space="preserve"> </w:t>
+      </w:r>
+      <w:r>
+        <w:t xml:space="preserve">— общий контекст приложения с глобальными сервисами, конвейер обработки, подсистема обращения к большой языковой модели, настройки, журналирование.</w:t>
+      </w:r>
+    </w:p>
+    <w:p>
+      <w:pPr>
+        <w:pStyle w:val="Compact"/>
+        <w:numPr>
+          <w:ilvl w:val="0"/>
+          <w:numId w:val="1022"/>
+        </w:numPr>
+      </w:pPr>
+      <w:r>
+        <w:rPr>
+          <w:b/>
+          <w:bCs/>
+        </w:rPr>
+        <w:t xml:space="preserve">Слой пользовательского интерфейса</w:t>
+      </w:r>
+      <w:r>
+        <w:t xml:space="preserve"> </w:t>
+      </w:r>
+      <w:r>
+        <w:t xml:space="preserve">— графический интерфейс на основе PySide6 с тремя тематическими вкладками для работы с документами, шаблонами и онтологической моделью.</w:t>
+      </w:r>
+    </w:p>
+    <w:p>
+      <w:pPr>
+        <w:pStyle w:val="FirstParagraph"/>
+      </w:pPr>
+      <w:r>
+        <w:rPr>
+          <w:b/>
+          <w:bCs/>
+        </w:rPr>
+        <w:t xml:space="preserve">3.2 Структура программы</w:t>
+      </w:r>
+    </w:p>
+    <w:p>
+      <w:pPr>
+        <w:pStyle w:val="BodyText"/>
+      </w:pPr>
+      <w:r>
+        <w:t xml:space="preserve">Обработка одного документа реализована конвейером из пяти последовательных стадий, каждая из которых принимает результат предыдущей и переводит документ из одного состояния в следующее. Состояние документа явно фиксируется после каждой стадии в персистентном хранилище, что обеспечивает возобновляемость работы.</w:t>
+      </w:r>
+    </w:p>
+    <w:p>
+      <w:pPr>
+        <w:pStyle w:val="BodyText"/>
+      </w:pPr>
+      <w:r>
+        <w:t xml:space="preserve">Хранилище онтологической модели организовано трёхслойно: фиксированная read-only схема онтологии (TBox), упорядоченная история добавленных документов (источник истины для всей наполняющей части модели — ABox) и журнал событий слияния (производный append-only-индекс). Материализованное представление полной модели пересобирается лениво из схемы и истории с кешированием по отпечатку истории.</w:t>
+      </w:r>
+    </w:p>
+    <w:p>
+      <w:pPr>
+        <w:pStyle w:val="BodyText"/>
+      </w:pPr>
+      <w:r>
+        <w:t xml:space="preserve">Шаблоны извлечения знаний являются программными модулями на языке Python с фиксированным интерфейсом и хранятся в отдельных подкаталогах. Контракт шаблона включает три обязательных метода: правила распознавания принадлежности документа классу, описание извлекаемых полей и правила сборки графа фактов. Безопасность исполнения пользовательских шаблонов обеспечивается структурной валидацией с AST-анализом исходного кода: проверкой отсутствия импортов опасных модулей, обращений к опасным встроенным функциям и магическим атрибутам интерпретатора, корректности списка полей, согласованности обращений к терминам онтологии со схемой.</w:t>
+      </w:r>
+    </w:p>
+    <w:bookmarkEnd w:id="114"/>
+    <w:bookmarkStart w:id="115" w:name="используемые-технические-средства"/>
+    <w:p>
+      <w:pPr>
+        <w:pStyle w:val="2"/>
+      </w:pPr>
+      <w:r>
+        <w:t xml:space="preserve">4. Используемые технические средства</w:t>
+      </w:r>
+    </w:p>
+    <w:p>
+      <w:pPr>
+        <w:pStyle w:val="Compact"/>
+        <w:numPr>
+          <w:ilvl w:val="0"/>
+          <w:numId w:val="1023"/>
+        </w:numPr>
+      </w:pPr>
+      <w:r>
+        <w:rPr>
+          <w:b/>
+          <w:bCs/>
+        </w:rPr>
+        <w:t xml:space="preserve">ОС</w:t>
+      </w:r>
+      <w:r>
+        <w:t xml:space="preserve">: Microsoft Windows 10/11 либо современный дистрибутив Linux (Ubuntu 22.04 LTS и аналогичные);</w:t>
+      </w:r>
+    </w:p>
+    <w:p>
+      <w:pPr>
+        <w:pStyle w:val="Compact"/>
+        <w:numPr>
+          <w:ilvl w:val="0"/>
+          <w:numId w:val="1023"/>
+        </w:numPr>
+      </w:pPr>
+      <w:r>
+        <w:rPr>
+          <w:b/>
+          <w:bCs/>
+        </w:rPr>
+        <w:t xml:space="preserve">Аппаратные требования</w:t>
+      </w:r>
+      <w:r>
+        <w:t xml:space="preserve">: процессор класса не ниже Intel Core i5 / AMD Ryzen 5, оперативная память не менее 4 ГБ (рекомендуется 8 ГБ — связано с загрузкой словарей pymorphy3), дисковое пространство для рабочих данных от 500 МБ;</w:t>
+      </w:r>
+    </w:p>
+    <w:p>
+      <w:pPr>
+        <w:pStyle w:val="Compact"/>
+        <w:numPr>
+          <w:ilvl w:val="0"/>
+          <w:numId w:val="1023"/>
+        </w:numPr>
+      </w:pPr>
+      <w:r>
+        <w:rPr>
+          <w:b/>
+          <w:bCs/>
+        </w:rPr>
+        <w:t xml:space="preserve">Программное обеспечение</w:t>
+      </w:r>
+      <w:r>
+        <w:t xml:space="preserve">: интерпретатор Python 3.11; LibreOffice (или Microsoft Word) для конвертации документов формата DOC; доступ в сеть Интернет для обращения к программному интерфейсу OpenAI и веб-сервису ConvertAPI;</w:t>
+      </w:r>
+    </w:p>
+    <w:p>
+      <w:pPr>
+        <w:pStyle w:val="Compact"/>
+        <w:numPr>
+          <w:ilvl w:val="0"/>
+          <w:numId w:val="1023"/>
+        </w:numPr>
+      </w:pPr>
+      <w:r>
+        <w:rPr>
+          <w:b/>
+          <w:bCs/>
+        </w:rPr>
+        <w:t xml:space="preserve">Среда разработки</w:t>
+      </w:r>
+      <w:r>
+        <w:t xml:space="preserve">: Visual Studio Code или JetBrains PyCharm с настроенным интерпретатором Python и встроенной проверкой типов (например, через расширение Pylance);</w:t>
+      </w:r>
+    </w:p>
+    <w:p>
+      <w:pPr>
+        <w:pStyle w:val="Compact"/>
+        <w:numPr>
+          <w:ilvl w:val="0"/>
+          <w:numId w:val="1023"/>
+        </w:numPr>
+      </w:pPr>
+      <w:r>
+        <w:rPr>
+          <w:b/>
+          <w:bCs/>
+        </w:rPr>
+        <w:t xml:space="preserve">Библиотеки</w:t>
+      </w:r>
+      <w:r>
+        <w:t xml:space="preserve">: PySide6 6.x, rdflib 7.x, pymorphy3 1.x, OpenAI Python SDK, pydantic, Pygments, Markdown2.</w:t>
+      </w:r>
+    </w:p>
+    <w:bookmarkEnd w:id="115"/>
+    <w:bookmarkStart w:id="116" w:name="вызов-и-загрузка"/>
+    <w:p>
+      <w:pPr>
+        <w:pStyle w:val="2"/>
+      </w:pPr>
+      <w:r>
+        <w:t xml:space="preserve">5. Вызов и загрузка</w:t>
+      </w:r>
+    </w:p>
+    <w:p>
+      <w:pPr>
+        <w:pStyle w:val="FirstParagraph"/>
+      </w:pPr>
+      <w:r>
+        <w:t xml:space="preserve">Подготовка окружения и запуск программы выполняются в следующей последовательности.</w:t>
+      </w:r>
+    </w:p>
+    <w:p>
+      <w:pPr>
+        <w:pStyle w:val="Compact"/>
+        <w:numPr>
+          <w:ilvl w:val="0"/>
+          <w:numId w:val="1024"/>
+        </w:numPr>
+      </w:pPr>
+      <w:r>
+        <w:t xml:space="preserve">Создание виртуального окружения Python:</w:t>
+      </w:r>
+      <w:r>
+        <w:t xml:space="preserve"> </w:t>
+      </w:r>
+      <w:r>
+        <w:rPr>
+          <w:rStyle w:val="VerbatimChar"/>
+        </w:rPr>
+        <w:t xml:space="preserve">py -3.11 -m venv .venv</w:t>
+      </w:r>
+      <w:r>
+        <w:t xml:space="preserve">.</w:t>
+      </w:r>
+    </w:p>
+    <w:p>
+      <w:pPr>
+        <w:pStyle w:val="Compact"/>
+        <w:numPr>
+          <w:ilvl w:val="0"/>
+          <w:numId w:val="1024"/>
+        </w:numPr>
+      </w:pPr>
+      <w:r>
+        <w:t xml:space="preserve">Активация окружения:</w:t>
+      </w:r>
+      <w:r>
+        <w:t xml:space="preserve"> </w:t>
+      </w:r>
+      <w:r>
+        <w:rPr>
+          <w:rStyle w:val="VerbatimChar"/>
+        </w:rPr>
+        <w:t xml:space="preserve">.venv\Scripts\activate</w:t>
+      </w:r>
+      <w:r>
+        <w:t xml:space="preserve"> </w:t>
+      </w:r>
+      <w:r>
+        <w:t xml:space="preserve">(Windows) либо</w:t>
+      </w:r>
+      <w:r>
+        <w:t xml:space="preserve"> </w:t>
+      </w:r>
+      <w:r>
+        <w:rPr>
+          <w:rStyle w:val="VerbatimChar"/>
+        </w:rPr>
+        <w:t xml:space="preserve">source .venv/bin/activate</w:t>
+      </w:r>
+      <w:r>
+        <w:t xml:space="preserve"> </w:t>
+      </w:r>
+      <w:r>
+        <w:t xml:space="preserve">(Linux).</w:t>
+      </w:r>
+    </w:p>
+    <w:p>
+      <w:pPr>
+        <w:pStyle w:val="Compact"/>
+        <w:numPr>
+          <w:ilvl w:val="0"/>
+          <w:numId w:val="1024"/>
+        </w:numPr>
+      </w:pPr>
+      <w:r>
+        <w:t xml:space="preserve">Обновление инструментов сборки:</w:t>
+      </w:r>
+      <w:r>
+        <w:t xml:space="preserve"> </w:t>
+      </w:r>
+      <w:r>
+        <w:rPr>
+          <w:rStyle w:val="VerbatimChar"/>
+        </w:rPr>
+        <w:t xml:space="preserve">python -m pip install --upgrade pip setuptools wheel</w:t>
+      </w:r>
+      <w:r>
+        <w:t xml:space="preserve">.</w:t>
+      </w:r>
+    </w:p>
+    <w:p>
+      <w:pPr>
+        <w:pStyle w:val="Compact"/>
+        <w:numPr>
+          <w:ilvl w:val="0"/>
+          <w:numId w:val="1024"/>
+        </w:numPr>
+      </w:pPr>
+      <w:r>
+        <w:t xml:space="preserve">Установка зависимостей:</w:t>
+      </w:r>
+      <w:r>
+        <w:t xml:space="preserve"> </w:t>
+      </w:r>
+      <w:r>
+        <w:rPr>
+          <w:rStyle w:val="VerbatimChar"/>
+        </w:rPr>
+        <w:t xml:space="preserve">pip install -r requirements.txt</w:t>
+      </w:r>
+      <w:r>
+        <w:t xml:space="preserve">.</w:t>
+      </w:r>
+    </w:p>
+    <w:p>
+      <w:pPr>
+        <w:pStyle w:val="Compact"/>
+        <w:numPr>
+          <w:ilvl w:val="0"/>
+          <w:numId w:val="1024"/>
+        </w:numPr>
+      </w:pPr>
+      <w:r>
+        <w:t xml:space="preserve">Создание файла переменных окружения</w:t>
+      </w:r>
+      <w:r>
+        <w:t xml:space="preserve"> </w:t>
+      </w:r>
+      <w:r>
+        <w:rPr>
+          <w:rStyle w:val="VerbatimChar"/>
+        </w:rPr>
+        <w:t xml:space="preserve">.env</w:t>
+      </w:r>
+      <w:r>
+        <w:t xml:space="preserve"> </w:t>
+      </w:r>
+      <w:r>
+        <w:t xml:space="preserve">из шаблона</w:t>
+      </w:r>
+      <w:r>
+        <w:t xml:space="preserve"> </w:t>
+      </w:r>
+      <w:r>
+        <w:rPr>
+          <w:rStyle w:val="VerbatimChar"/>
+        </w:rPr>
+        <w:t xml:space="preserve">.env.example</w:t>
+      </w:r>
+      <w:r>
+        <w:t xml:space="preserve"> </w:t>
+      </w:r>
+      <w:r>
+        <w:t xml:space="preserve">со значениями ключа</w:t>
+      </w:r>
+      <w:r>
+        <w:t xml:space="preserve"> </w:t>
+      </w:r>
+      <w:r>
+        <w:rPr>
+          <w:rStyle w:val="VerbatimChar"/>
+        </w:rPr>
+        <w:t xml:space="preserve">OPENAI_API_KEY</w:t>
+      </w:r>
+      <w:r>
+        <w:t xml:space="preserve"> </w:t>
+      </w:r>
+      <w:r>
+        <w:t xml:space="preserve">для доступа к OpenAI и ключа</w:t>
+      </w:r>
+      <w:r>
+        <w:t xml:space="preserve"> </w:t>
+      </w:r>
+      <w:r>
+        <w:rPr>
+          <w:rStyle w:val="VerbatimChar"/>
+        </w:rPr>
+        <w:t xml:space="preserve">CONVERTAPI_SECRET</w:t>
+      </w:r>
+      <w:r>
+        <w:t xml:space="preserve"> </w:t>
+      </w:r>
+      <w:r>
+        <w:t xml:space="preserve">для доступа к сервису преобразования PDF.</w:t>
+      </w:r>
+    </w:p>
+    <w:p>
+      <w:pPr>
+        <w:pStyle w:val="Compact"/>
+        <w:numPr>
+          <w:ilvl w:val="0"/>
+          <w:numId w:val="1024"/>
+        </w:numPr>
+      </w:pPr>
+      <w:r>
+        <w:t xml:space="preserve">Установка LibreOffice (https://www.libreoffice.org/) либо проверка наличия установленного Microsoft Word на компьютере пользователя.</w:t>
+      </w:r>
+    </w:p>
+    <w:p>
+      <w:pPr>
+        <w:pStyle w:val="Compact"/>
+        <w:numPr>
+          <w:ilvl w:val="0"/>
+          <w:numId w:val="1024"/>
+        </w:numPr>
+      </w:pPr>
+      <w:r>
+        <w:t xml:space="preserve">Запуск приложения:</w:t>
+      </w:r>
+      <w:r>
+        <w:t xml:space="preserve"> </w:t>
+      </w:r>
+      <w:r>
+        <w:rPr>
+          <w:rStyle w:val="VerbatimChar"/>
+        </w:rPr>
+        <w:t xml:space="preserve">python main.py</w:t>
+      </w:r>
+      <w:r>
+        <w:t xml:space="preserve">.</w:t>
+      </w:r>
+    </w:p>
+    <w:p>
+      <w:pPr>
+        <w:pStyle w:val="FirstParagraph"/>
+      </w:pPr>
+      <w:r>
+        <w:t xml:space="preserve">При первом запуске программа создаёт каталог рабочих данных</w:t>
+      </w:r>
+      <w:r>
+        <w:t xml:space="preserve"> </w:t>
+      </w:r>
+      <w:r>
+        <w:rPr>
+          <w:rStyle w:val="VerbatimChar"/>
+        </w:rPr>
+        <w:t xml:space="preserve">.data/</w:t>
+      </w:r>
+      <w:r>
+        <w:t xml:space="preserve"> </w:t>
+      </w:r>
+      <w:r>
+        <w:t xml:space="preserve">с подкаталогами для документов, шаблонов, онтологии и журналов; в каталог онтологии автоматически копируется поставляемая схема</w:t>
+      </w:r>
+      <w:r>
+        <w:t xml:space="preserve"> </w:t>
+      </w:r>
+      <w:r>
+        <w:rPr>
+          <w:rStyle w:val="VerbatimChar"/>
+        </w:rPr>
+        <w:t xml:space="preserve">resources/onto/schema.ttl</w:t>
+      </w:r>
+      <w:r>
+        <w:t xml:space="preserve">. Все последующие запуски используют уже сформированное состояние.</w:t>
+      </w:r>
+    </w:p>
+    <w:bookmarkEnd w:id="116"/>
+    <w:bookmarkStart w:id="117" w:name="входные-данные"/>
+    <w:p>
+      <w:pPr>
+        <w:pStyle w:val="2"/>
+      </w:pPr>
+      <w:r>
+        <w:t xml:space="preserve">6. Входные данные</w:t>
+      </w:r>
+    </w:p>
+    <w:p>
+      <w:pPr>
+        <w:pStyle w:val="FirstParagraph"/>
+      </w:pPr>
+      <w:r>
+        <w:t xml:space="preserve">Программа принимает на вход:</w:t>
+      </w:r>
+    </w:p>
+    <w:p>
+      <w:pPr>
+        <w:pStyle w:val="Compact"/>
+        <w:numPr>
+          <w:ilvl w:val="0"/>
+          <w:numId w:val="1025"/>
+        </w:numPr>
+      </w:pPr>
+      <w:r>
+        <w:rPr>
+          <w:b/>
+          <w:bCs/>
+        </w:rPr>
+        <w:t xml:space="preserve">исходные документы</w:t>
+      </w:r>
+      <w:r>
+        <w:t xml:space="preserve"> </w:t>
+      </w:r>
+      <w:r>
+        <w:t xml:space="preserve">в форматах DOC, DOCX, PDF с текстовым слоем; загружаются пользователем через графический интерфейс (вкладка «Документы»);</w:t>
+      </w:r>
+    </w:p>
+    <w:p>
+      <w:pPr>
+        <w:pStyle w:val="Compact"/>
+        <w:numPr>
+          <w:ilvl w:val="0"/>
+          <w:numId w:val="1025"/>
+        </w:numPr>
+      </w:pPr>
+      <w:r>
+        <w:rPr>
+          <w:b/>
+          <w:bCs/>
+        </w:rPr>
+        <w:t xml:space="preserve">шаблоны извлечения знаний</w:t>
+      </w:r>
+      <w:r>
+        <w:t xml:space="preserve"> </w:t>
+      </w:r>
+      <w:r>
+        <w:t xml:space="preserve">в виде программных модулей на языке Python с реализацией контракта</w:t>
+      </w:r>
+      <w:r>
+        <w:t xml:space="preserve"> </w:t>
+      </w:r>
+      <w:r>
+        <w:rPr>
+          <w:rStyle w:val="VerbatimChar"/>
+        </w:rPr>
+        <w:t xml:space="preserve">BaseTemplateCode</w:t>
+      </w:r>
+      <w:r>
+        <w:t xml:space="preserve">; добавляются вручную через интерфейс или создаются с помощью автоматизированной генерации на основе образцов документов;</w:t>
+      </w:r>
+    </w:p>
+    <w:p>
+      <w:pPr>
+        <w:pStyle w:val="Compact"/>
+        <w:numPr>
+          <w:ilvl w:val="0"/>
+          <w:numId w:val="1025"/>
+        </w:numPr>
+      </w:pPr>
+      <w:r>
+        <w:rPr>
+          <w:b/>
+          <w:bCs/>
+        </w:rPr>
+        <w:t xml:space="preserve">схема онтологии кафедры</w:t>
+      </w:r>
+      <w:r>
+        <w:t xml:space="preserve"> </w:t>
+      </w:r>
+      <w:r>
+        <w:t xml:space="preserve">в формате Turtle (RDF) — поставляется вместе с приложением как read-only артефакт;</w:t>
+      </w:r>
+    </w:p>
+    <w:p>
+      <w:pPr>
+        <w:pStyle w:val="Compact"/>
+        <w:numPr>
+          <w:ilvl w:val="0"/>
+          <w:numId w:val="1025"/>
+        </w:numPr>
+      </w:pPr>
+      <w:r>
+        <w:rPr>
+          <w:b/>
+          <w:bCs/>
+        </w:rPr>
+        <w:t xml:space="preserve">переменные окружения</w:t>
+      </w:r>
+      <w:r>
+        <w:t xml:space="preserve">: ключ доступа к программному интерфейсу OpenAI и ключ доступа к веб-сервису ConvertAPI;</w:t>
+      </w:r>
+    </w:p>
+    <w:p>
+      <w:pPr>
+        <w:pStyle w:val="Compact"/>
+        <w:numPr>
+          <w:ilvl w:val="0"/>
+          <w:numId w:val="1025"/>
+        </w:numPr>
+      </w:pPr>
+      <w:r>
+        <w:rPr>
+          <w:b/>
+          <w:bCs/>
+        </w:rPr>
+        <w:t xml:space="preserve">дополнительные факты</w:t>
+      </w:r>
+      <w:r>
+        <w:t xml:space="preserve"> </w:t>
+      </w:r>
+      <w:r>
+        <w:t xml:space="preserve">— самостоятельные TTL-файлы, которые пользователь может добавить к конкретному документу для пополнения графа фактами, не покрытыми шаблоном.</w:t>
+      </w:r>
+    </w:p>
+    <w:bookmarkEnd w:id="117"/>
+    <w:bookmarkStart w:id="118" w:name="выходные-данные"/>
+    <w:p>
+      <w:pPr>
+        <w:pStyle w:val="2"/>
+      </w:pPr>
+      <w:r>
+        <w:t xml:space="preserve">7. Выходные данные</w:t>
+      </w:r>
+    </w:p>
+    <w:p>
+      <w:pPr>
+        <w:pStyle w:val="FirstParagraph"/>
+      </w:pPr>
+      <w:r>
+        <w:t xml:space="preserve">Программа формирует следующие выходные артефакты:</w:t>
+      </w:r>
+    </w:p>
+    <w:p>
+      <w:pPr>
+        <w:pStyle w:val="Compact"/>
+        <w:numPr>
+          <w:ilvl w:val="0"/>
+          <w:numId w:val="1026"/>
+        </w:numPr>
+      </w:pPr>
+      <w:r>
+        <w:rPr>
+          <w:b/>
+          <w:bCs/>
+        </w:rPr>
+        <w:t xml:space="preserve">общая онтологическая модель кафедры</w:t>
+      </w:r>
+      <w:r>
+        <w:t xml:space="preserve"> </w:t>
+      </w:r>
+      <w:r>
+        <w:t xml:space="preserve">в формате Turtle, пересобираемая по истории документов и содержащая факты из всех обработанных документов в виде RDF-графа в терминах схемы онтологии;</w:t>
+      </w:r>
+    </w:p>
+    <w:p>
+      <w:pPr>
+        <w:pStyle w:val="Compact"/>
+        <w:numPr>
+          <w:ilvl w:val="0"/>
+          <w:numId w:val="1026"/>
+        </w:numPr>
+      </w:pPr>
+      <w:r>
+        <w:rPr>
+          <w:b/>
+          <w:bCs/>
+        </w:rPr>
+        <w:t xml:space="preserve">унифицированное представление каждого документа</w:t>
+      </w:r>
+      <w:r>
+        <w:t xml:space="preserve"> </w:t>
+      </w:r>
+      <w:r>
+        <w:t xml:space="preserve">в формате XML и его вспомогательные визуализации (плоский текст, HTML, текстовое дерево);</w:t>
+      </w:r>
+    </w:p>
+    <w:p>
+      <w:pPr>
+        <w:pStyle w:val="Compact"/>
+        <w:numPr>
+          <w:ilvl w:val="0"/>
+          <w:numId w:val="1026"/>
+        </w:numPr>
+      </w:pPr>
+      <w:r>
+        <w:rPr>
+          <w:b/>
+          <w:bCs/>
+        </w:rPr>
+        <w:t xml:space="preserve">результат извлечения значений полей</w:t>
+      </w:r>
+      <w:r>
+        <w:t xml:space="preserve"> </w:t>
+      </w:r>
+      <w:r>
+        <w:t xml:space="preserve">для каждого документа — с историей всех трёх этапов (детерминированный, языковая модель, нормализация);</w:t>
+      </w:r>
+    </w:p>
+    <w:p>
+      <w:pPr>
+        <w:pStyle w:val="Compact"/>
+        <w:numPr>
+          <w:ilvl w:val="0"/>
+          <w:numId w:val="1026"/>
+        </w:numPr>
+      </w:pPr>
+      <w:r>
+        <w:rPr>
+          <w:b/>
+          <w:bCs/>
+        </w:rPr>
+        <w:t xml:space="preserve">черновой граф фактов</w:t>
+      </w:r>
+      <w:r>
+        <w:t xml:space="preserve"> </w:t>
+      </w:r>
+      <w:r>
+        <w:t xml:space="preserve">для каждого документа с метаданными о неполных узлах и их источниках;</w:t>
+      </w:r>
+    </w:p>
+    <w:p>
+      <w:pPr>
+        <w:pStyle w:val="Compact"/>
+        <w:numPr>
+          <w:ilvl w:val="0"/>
+          <w:numId w:val="1026"/>
+        </w:numPr>
+      </w:pPr>
+      <w:r>
+        <w:rPr>
+          <w:b/>
+          <w:bCs/>
+        </w:rPr>
+        <w:t xml:space="preserve">слой пользовательских правок</w:t>
+      </w:r>
+      <w:r>
+        <w:t xml:space="preserve"> </w:t>
+      </w:r>
+      <w:r>
+        <w:t xml:space="preserve">чернового графа в отдельном файле;</w:t>
+      </w:r>
+    </w:p>
+    <w:p>
+      <w:pPr>
+        <w:pStyle w:val="Compact"/>
+        <w:numPr>
+          <w:ilvl w:val="0"/>
+          <w:numId w:val="1026"/>
+        </w:numPr>
+      </w:pPr>
+      <w:r>
+        <w:rPr>
+          <w:b/>
+          <w:bCs/>
+        </w:rPr>
+        <w:t xml:space="preserve">итоговый граф документа</w:t>
+      </w:r>
+      <w:r>
+        <w:t xml:space="preserve"> </w:t>
+      </w:r>
+      <w:r>
+        <w:t xml:space="preserve">(после применения правок и дополнительных фактов) в формате Turtle;</w:t>
+      </w:r>
+    </w:p>
+    <w:p>
+      <w:pPr>
+        <w:pStyle w:val="Compact"/>
+        <w:numPr>
+          <w:ilvl w:val="0"/>
+          <w:numId w:val="1026"/>
+        </w:numPr>
+      </w:pPr>
+      <w:r>
+        <w:rPr>
+          <w:b/>
+          <w:bCs/>
+        </w:rPr>
+        <w:t xml:space="preserve">журнал событий слияния</w:t>
+      </w:r>
+      <w:r>
+        <w:t xml:space="preserve"> </w:t>
+      </w:r>
+      <w:r>
+        <w:t xml:space="preserve">(</w:t>
+      </w:r>
+      <w:r>
+        <w:rPr>
+          <w:rStyle w:val="VerbatimChar"/>
+        </w:rPr>
+        <w:t xml:space="preserve">facts.jsonl</w:t>
+      </w:r>
+      <w:r>
+        <w:t xml:space="preserve">) с полным контекстом каждого события (добавление, отзыв, отклонение факта);</w:t>
+      </w:r>
+    </w:p>
+    <w:p>
+      <w:pPr>
+        <w:pStyle w:val="Compact"/>
+        <w:numPr>
+          <w:ilvl w:val="0"/>
+          <w:numId w:val="1026"/>
+        </w:numPr>
+      </w:pPr>
+      <w:r>
+        <w:rPr>
+          <w:b/>
+          <w:bCs/>
+        </w:rPr>
+        <w:t xml:space="preserve">отчёт о слиянии</w:t>
+      </w:r>
+      <w:r>
+        <w:t xml:space="preserve"> </w:t>
+      </w:r>
+      <w:r>
+        <w:t xml:space="preserve">документа с указанием произведённых изменений в общей модели;</w:t>
+      </w:r>
+    </w:p>
+    <w:p>
+      <w:pPr>
+        <w:pStyle w:val="Compact"/>
+        <w:numPr>
+          <w:ilvl w:val="0"/>
+          <w:numId w:val="1026"/>
+        </w:numPr>
+      </w:pPr>
+      <w:r>
+        <w:rPr>
+          <w:b/>
+          <w:bCs/>
+        </w:rPr>
+        <w:t xml:space="preserve">журнал работы приложения</w:t>
+      </w:r>
+      <w:r>
+        <w:t xml:space="preserve"> </w:t>
+      </w:r>
+      <w:r>
+        <w:t xml:space="preserve">(</w:t>
+      </w:r>
+      <w:r>
+        <w:rPr>
+          <w:rStyle w:val="VerbatimChar"/>
+        </w:rPr>
+        <w:t xml:space="preserve">app.log</w:t>
+      </w:r>
+      <w:r>
+        <w:t xml:space="preserve">);</w:t>
+      </w:r>
+    </w:p>
+    <w:p>
+      <w:pPr>
+        <w:pStyle w:val="Compact"/>
+        <w:numPr>
+          <w:ilvl w:val="0"/>
+          <w:numId w:val="1026"/>
+        </w:numPr>
+      </w:pPr>
+      <w:r>
+        <w:rPr>
+          <w:b/>
+          <w:bCs/>
+        </w:rPr>
+        <w:t xml:space="preserve">журнал обращений к языковой модели</w:t>
+      </w:r>
+      <w:r>
+        <w:t xml:space="preserve"> </w:t>
+      </w:r>
+      <w:r>
+        <w:t xml:space="preserve">(</w:t>
+      </w:r>
+      <w:r>
+        <w:rPr>
+          <w:rStyle w:val="VerbatimChar"/>
+        </w:rPr>
+        <w:t xml:space="preserve">agents.log</w:t>
+      </w:r>
+      <w:r>
+        <w:t xml:space="preserve">) с полными записями системного и пользовательского промптов, ответа модели и длительности обращения.</w:t>
+      </w:r>
+    </w:p>
+    <w:bookmarkEnd w:id="118"/>
+    <w:bookmarkStart w:id="119" w:name="лист-регистрации-изменений"/>
+    <w:p>
+      <w:pPr>
+        <w:pStyle w:val="2"/>
+      </w:pPr>
+      <w:r>
+        <w:t xml:space="preserve">8. Лист регистрации изменений</w:t>
+      </w:r>
+    </w:p>
+    <w:p>
+      <w:pPr>
+        <w:pStyle w:val="FirstParagraph"/>
+      </w:pPr>
+      <w:r>
+        <w:t xml:space="preserve">Лист регистрации изменений приведён в таблице 1.</w:t>
+      </w:r>
+    </w:p>
+    <w:p>
+      <w:pPr>
+        <w:pStyle w:val="BodyText"/>
+      </w:pPr>
+      <w:r>
+        <w:rPr>
+          <w:i/>
+          <w:iCs/>
+        </w:rPr>
+        <w:t xml:space="preserve">Таблица 1 — Лист регистрации изменений в программном документе «Описание программы».</w:t>
+      </w:r>
+    </w:p>
+    <w:tbl>
+      <w:tblPr>
+        <w:tblStyle w:val="Table"/>
+        <w:tblW w:type="pct" w:w="5000"/>
+        <w:tblLayout w:type="fixed"/>
+        <w:tblLook w:firstRow="0" w:lastRow="0" w:firstColumn="0" w:lastColumn="0" w:noHBand="0" w:noVBand="0" w:val="0000"/>
+      </w:tblPr>
+      <w:tblGrid>
+        <w:gridCol w:w="792"/>
+        <w:gridCol w:w="792"/>
+        <w:gridCol w:w="792"/>
+        <w:gridCol w:w="792"/>
+        <w:gridCol w:w="792"/>
+        <w:gridCol w:w="792"/>
+        <w:gridCol w:w="792"/>
+        <w:gridCol w:w="792"/>
+        <w:gridCol w:w="792"/>
+        <w:gridCol w:w="792"/>
+      </w:tblGrid>
+      <w:tr>
+        <w:tc>
+          <w:tcPr/>
+          <w:p>
+            <w:pPr>
+              <w:pStyle w:val="Compact"/>
+            </w:pPr>
+            <w:r>
+              <w:t xml:space="preserve">Лист регистрации изменений</w:t>
+            </w:r>
+          </w:p>
+        </w:tc>
+        <w:tc>
+          <w:tcPr/>
+          <w:p>
+            <w:pPr>
+              <w:pStyle w:val="Compact"/>
+            </w:pPr>
+          </w:p>
+        </w:tc>
+        <w:tc>
+          <w:tcPr/>
+          <w:p>
+            <w:pPr>
+              <w:pStyle w:val="Compact"/>
+            </w:pPr>
+          </w:p>
+        </w:tc>
+        <w:tc>
+          <w:tcPr/>
+          <w:p>
+            <w:pPr>
+              <w:pStyle w:val="Compact"/>
+            </w:pPr>
+          </w:p>
+        </w:tc>
+        <w:tc>
+          <w:tcPr/>
+          <w:p>
+            <w:pPr>
+              <w:pStyle w:val="Compact"/>
+            </w:pPr>
+          </w:p>
+        </w:tc>
+        <w:tc>
+          <w:tcPr/>
+          <w:p>
+            <w:pPr>
+              <w:pStyle w:val="Compact"/>
+            </w:pPr>
+          </w:p>
+        </w:tc>
+        <w:tc>
+          <w:tcPr/>
+          <w:p>
+            <w:pPr>
+              <w:pStyle w:val="Compact"/>
+            </w:pPr>
+          </w:p>
+        </w:tc>
+        <w:tc>
+          <w:tcPr/>
+          <w:p>
+            <w:pPr>
+              <w:pStyle w:val="Compact"/>
+            </w:pPr>
+          </w:p>
+        </w:tc>
+        <w:tc>
+          <w:tcPr/>
+          <w:p>
+            <w:pPr>
+              <w:pStyle w:val="Compact"/>
+            </w:pPr>
+          </w:p>
+        </w:tc>
+        <w:tc>
+          <w:tcPr/>
+          <w:p>
+            <w:pPr>
+              <w:pStyle w:val="Compact"/>
+            </w:pPr>
+          </w:p>
+        </w:tc>
+      </w:tr>
+      <w:tr>
+        <w:tc>
+          <w:tcPr/>
+          <w:p>
+            <w:pPr>
+              <w:pStyle w:val="Compact"/>
+            </w:pPr>
+            <w:r>
+              <w:t xml:space="preserve">Номера листов (страниц)</w:t>
+            </w:r>
+          </w:p>
+        </w:tc>
+        <w:tc>
+          <w:tcPr/>
+          <w:p>
+            <w:pPr>
+              <w:pStyle w:val="Compact"/>
+            </w:pPr>
+          </w:p>
+        </w:tc>
+        <w:tc>
+          <w:tcPr/>
+          <w:p>
+            <w:pPr>
+              <w:pStyle w:val="Compact"/>
+            </w:pPr>
+          </w:p>
+        </w:tc>
+        <w:tc>
+          <w:tcPr/>
+          <w:p>
+            <w:pPr>
+              <w:pStyle w:val="Compact"/>
+            </w:pPr>
+          </w:p>
+        </w:tc>
+        <w:tc>
+          <w:tcPr/>
+          <w:p>
+            <w:pPr>
+              <w:pStyle w:val="Compact"/>
+            </w:pPr>
+          </w:p>
+        </w:tc>
+        <w:tc>
+          <w:tcPr/>
+          <w:p>
+            <w:pPr>
+              <w:pStyle w:val="Compact"/>
+            </w:pPr>
+            <w:r>
+              <w:t xml:space="preserve">Всего листов (страниц) в документе</w:t>
+            </w:r>
+          </w:p>
+        </w:tc>
+        <w:tc>
+          <w:tcPr/>
+          <w:p>
+            <w:pPr>
+              <w:pStyle w:val="Compact"/>
+            </w:pPr>
+            <w:r>
+              <w:t xml:space="preserve">№ документа</w:t>
+            </w:r>
+          </w:p>
+        </w:tc>
+        <w:tc>
+          <w:tcPr/>
+          <w:p>
+            <w:pPr>
+              <w:pStyle w:val="Compact"/>
+            </w:pPr>
+            <w:r>
+              <w:t xml:space="preserve">Входящий № сопроводительного документа</w:t>
+            </w:r>
+          </w:p>
+        </w:tc>
+        <w:tc>
+          <w:tcPr/>
+          <w:p>
+            <w:pPr>
+              <w:pStyle w:val="Compact"/>
+            </w:pPr>
+            <w:r>
+              <w:t xml:space="preserve">Подпись</w:t>
+            </w:r>
+          </w:p>
+        </w:tc>
+        <w:tc>
+          <w:tcPr/>
+          <w:p>
+            <w:pPr>
+              <w:pStyle w:val="Compact"/>
+            </w:pPr>
+            <w:r>
+              <w:t xml:space="preserve">Дата</w:t>
+            </w:r>
+          </w:p>
+        </w:tc>
+      </w:tr>
+      <w:tr>
+        <w:tc>
+          <w:tcPr/>
+          <w:p>
+            <w:pPr>
+              <w:pStyle w:val="Compact"/>
+            </w:pPr>
+            <w:r>
+              <w:t xml:space="preserve">Номер Изм.</w:t>
+            </w:r>
+          </w:p>
+        </w:tc>
+        <w:tc>
+          <w:tcPr/>
+          <w:p>
+            <w:pPr>
+              <w:pStyle w:val="Compact"/>
+            </w:pPr>
+            <w:r>
+              <w:t xml:space="preserve">изменённых</w:t>
+            </w:r>
+          </w:p>
+        </w:tc>
+        <w:tc>
+          <w:tcPr/>
+          <w:p>
+            <w:pPr>
+              <w:pStyle w:val="Compact"/>
+            </w:pPr>
+            <w:r>
+              <w:t xml:space="preserve">заменённых</w:t>
+            </w:r>
+          </w:p>
+        </w:tc>
+        <w:tc>
+          <w:tcPr/>
+          <w:p>
+            <w:pPr>
+              <w:pStyle w:val="Compact"/>
+            </w:pPr>
+            <w:r>
+              <w:t xml:space="preserve">новых</w:t>
+            </w:r>
+          </w:p>
+        </w:tc>
+        <w:tc>
+          <w:tcPr/>
+          <w:p>
+            <w:pPr>
+              <w:pStyle w:val="Compact"/>
+            </w:pPr>
+            <w:r>
+              <w:t xml:space="preserve">аннулированных</w:t>
+            </w:r>
+          </w:p>
+        </w:tc>
+        <w:tc>
+          <w:tcPr/>
+          <w:p>
+            <w:pPr>
+              <w:pStyle w:val="Compact"/>
+            </w:pPr>
+          </w:p>
+        </w:tc>
+        <w:tc>
+          <w:tcPr/>
+          <w:p>
+            <w:pPr>
+              <w:pStyle w:val="Compact"/>
+            </w:pPr>
+          </w:p>
+        </w:tc>
+        <w:tc>
+          <w:tcPr/>
+          <w:p>
+            <w:pPr>
+              <w:pStyle w:val="Compact"/>
+            </w:pPr>
+          </w:p>
+        </w:tc>
+        <w:tc>
+          <w:tcPr/>
+          <w:p>
+            <w:pPr>
+              <w:pStyle w:val="Compact"/>
+            </w:pPr>
+          </w:p>
+        </w:tc>
+        <w:tc>
+          <w:tcPr/>
+          <w:p>
+            <w:pPr>
+              <w:pStyle w:val="Compact"/>
+            </w:pPr>
+          </w:p>
+        </w:tc>
+      </w:tr>
+      <w:tr>
+        <w:tc>
+          <w:tcPr/>
+          <w:p>
+            <w:pPr>
+              <w:pStyle w:val="Compact"/>
+            </w:pPr>
+          </w:p>
+        </w:tc>
+        <w:tc>
+          <w:tcPr/>
+          <w:p>
+            <w:pPr>
+              <w:pStyle w:val="Compact"/>
+            </w:pPr>
+          </w:p>
+        </w:tc>
+        <w:tc>
+          <w:tcPr/>
+          <w:p>
+            <w:pPr>
+              <w:pStyle w:val="Compact"/>
+            </w:pPr>
+          </w:p>
+        </w:tc>
+        <w:tc>
+          <w:tcPr/>
+          <w:p>
+            <w:pPr>
+              <w:pStyle w:val="Compact"/>
+            </w:pPr>
+          </w:p>
+        </w:tc>
+        <w:tc>
+          <w:tcPr/>
+          <w:p>
+            <w:pPr>
+              <w:pStyle w:val="Compact"/>
+            </w:pPr>
+          </w:p>
+        </w:tc>
+        <w:tc>
+          <w:tcPr/>
+          <w:p>
+            <w:pPr>
+              <w:pStyle w:val="Compact"/>
+            </w:pPr>
+          </w:p>
+        </w:tc>
+        <w:tc>
+          <w:tcPr/>
+          <w:p>
+            <w:pPr>
+              <w:pStyle w:val="Compact"/>
+            </w:pPr>
+          </w:p>
+        </w:tc>
+        <w:tc>
+          <w:tcPr/>
+          <w:p>
+            <w:pPr>
+              <w:pStyle w:val="Compact"/>
+            </w:pPr>
+          </w:p>
+        </w:tc>
+        <w:tc>
+          <w:tcPr/>
+          <w:p>
+            <w:pPr>
+              <w:pStyle w:val="Compact"/>
+            </w:pPr>
+          </w:p>
+        </w:tc>
+        <w:tc>
+          <w:tcPr/>
+          <w:p>
+            <w:pPr>
+              <w:pStyle w:val="Compact"/>
+            </w:pPr>
+          </w:p>
+        </w:tc>
+      </w:tr>
+      <w:tr>
+        <w:tc>
+          <w:tcPr/>
+          <w:p>
+            <w:pPr>
+              <w:pStyle w:val="Compact"/>
+            </w:pPr>
+          </w:p>
+        </w:tc>
+        <w:tc>
+          <w:tcPr/>
+          <w:p>
+            <w:pPr>
+              <w:pStyle w:val="Compact"/>
+            </w:pPr>
+          </w:p>
+        </w:tc>
+        <w:tc>
+          <w:tcPr/>
+          <w:p>
+            <w:pPr>
+              <w:pStyle w:val="Compact"/>
+            </w:pPr>
+          </w:p>
+        </w:tc>
+        <w:tc>
+          <w:tcPr/>
+          <w:p>
+            <w:pPr>
+              <w:pStyle w:val="Compact"/>
+            </w:pPr>
+          </w:p>
+        </w:tc>
+        <w:tc>
+          <w:tcPr/>
+          <w:p>
+            <w:pPr>
+              <w:pStyle w:val="Compact"/>
+            </w:pPr>
+          </w:p>
+        </w:tc>
+        <w:tc>
+          <w:tcPr/>
+          <w:p>
+            <w:pPr>
+              <w:pStyle w:val="Compact"/>
+            </w:pPr>
+          </w:p>
+        </w:tc>
+        <w:tc>
+          <w:tcPr/>
+          <w:p>
+            <w:pPr>
+              <w:pStyle w:val="Compact"/>
+            </w:pPr>
+          </w:p>
+        </w:tc>
+        <w:tc>
+          <w:tcPr/>
+          <w:p>
+            <w:pPr>
+              <w:pStyle w:val="Compact"/>
+            </w:pPr>
+          </w:p>
+        </w:tc>
+        <w:tc>
+          <w:tcPr/>
+          <w:p>
+            <w:pPr>
+              <w:pStyle w:val="Compact"/>
+            </w:pPr>
+          </w:p>
+        </w:tc>
+        <w:tc>
+          <w:tcPr/>
+          <w:p>
+            <w:pPr>
+              <w:pStyle w:val="Compact"/>
+            </w:pPr>
+          </w:p>
+        </w:tc>
+      </w:tr>
+      <w:tr>
+        <w:tc>
+          <w:tcPr/>
+          <w:p>
+            <w:pPr>
+              <w:pStyle w:val="Compact"/>
+            </w:pPr>
+          </w:p>
+        </w:tc>
+        <w:tc>
+          <w:tcPr/>
+          <w:p>
+            <w:pPr>
+              <w:pStyle w:val="Compact"/>
+            </w:pPr>
+          </w:p>
+        </w:tc>
+        <w:tc>
+          <w:tcPr/>
+          <w:p>
+            <w:pPr>
+              <w:pStyle w:val="Compact"/>
+            </w:pPr>
+          </w:p>
+        </w:tc>
+        <w:tc>
+          <w:tcPr/>
+          <w:p>
+            <w:pPr>
+              <w:pStyle w:val="Compact"/>
+            </w:pPr>
+          </w:p>
+        </w:tc>
+        <w:tc>
+          <w:tcPr/>
+          <w:p>
+            <w:pPr>
+              <w:pStyle w:val="Compact"/>
+            </w:pPr>
+          </w:p>
+        </w:tc>
+        <w:tc>
+          <w:tcPr/>
+          <w:p>
+            <w:pPr>
+              <w:pStyle w:val="Compact"/>
+            </w:pPr>
+          </w:p>
+        </w:tc>
+        <w:tc>
+          <w:tcPr/>
+          <w:p>
+            <w:pPr>
+              <w:pStyle w:val="Compact"/>
+            </w:pPr>
+          </w:p>
+        </w:tc>
+        <w:tc>
+          <w:tcPr/>
+          <w:p>
+            <w:pPr>
+              <w:pStyle w:val="Compact"/>
+            </w:pPr>
+          </w:p>
+        </w:tc>
+        <w:tc>
+          <w:tcPr/>
+          <w:p>
+            <w:pPr>
+              <w:pStyle w:val="Compact"/>
+            </w:pPr>
+          </w:p>
+        </w:tc>
+        <w:tc>
+          <w:tcPr/>
+          <w:p>
+            <w:pPr>
+              <w:pStyle w:val="Compact"/>
+            </w:pPr>
+          </w:p>
+        </w:tc>
+      </w:tr>
+      <w:tr>
+        <w:tc>
+          <w:tcPr/>
+          <w:p>
+            <w:pPr>
+              <w:pStyle w:val="Compact"/>
+            </w:pPr>
+          </w:p>
+        </w:tc>
+        <w:tc>
+          <w:tcPr/>
+          <w:p>
+            <w:pPr>
+              <w:pStyle w:val="Compact"/>
+            </w:pPr>
+          </w:p>
+        </w:tc>
+        <w:tc>
+          <w:tcPr/>
+          <w:p>
+            <w:pPr>
+              <w:pStyle w:val="Compact"/>
+            </w:pPr>
+          </w:p>
+        </w:tc>
+        <w:tc>
+          <w:tcPr/>
+          <w:p>
+            <w:pPr>
+              <w:pStyle w:val="Compact"/>
+            </w:pPr>
+          </w:p>
+        </w:tc>
+        <w:tc>
+          <w:tcPr/>
+          <w:p>
+            <w:pPr>
+              <w:pStyle w:val="Compact"/>
+            </w:pPr>
+          </w:p>
+        </w:tc>
+        <w:tc>
+          <w:tcPr/>
+          <w:p>
+            <w:pPr>
+              <w:pStyle w:val="Compact"/>
+            </w:pPr>
+          </w:p>
+        </w:tc>
+        <w:tc>
+          <w:tcPr/>
+          <w:p>
+            <w:pPr>
+              <w:pStyle w:val="Compact"/>
+            </w:pPr>
+          </w:p>
+        </w:tc>
+        <w:tc>
+          <w:tcPr/>
+          <w:p>
+            <w:pPr>
+              <w:pStyle w:val="Compact"/>
+            </w:pPr>
+          </w:p>
+        </w:tc>
+        <w:tc>
+          <w:tcPr/>
+          <w:p>
+            <w:pPr>
+              <w:pStyle w:val="Compact"/>
+            </w:pPr>
+          </w:p>
+        </w:tc>
+        <w:tc>
+          <w:tcPr/>
+          <w:p>
+            <w:pPr>
+              <w:pStyle w:val="Compact"/>
+            </w:pPr>
+          </w:p>
+        </w:tc>
+      </w:tr>
+      <w:tr>
+        <w:tc>
+          <w:tcPr/>
+          <w:p>
+            <w:pPr>
+              <w:pStyle w:val="Compact"/>
+            </w:pPr>
+          </w:p>
+        </w:tc>
+        <w:tc>
+          <w:tcPr/>
+          <w:p>
+            <w:pPr>
+              <w:pStyle w:val="Compact"/>
+            </w:pPr>
+          </w:p>
+        </w:tc>
+        <w:tc>
+          <w:tcPr/>
+          <w:p>
+            <w:pPr>
+              <w:pStyle w:val="Compact"/>
+            </w:pPr>
+          </w:p>
+        </w:tc>
+        <w:tc>
+          <w:tcPr/>
+          <w:p>
+            <w:pPr>
+              <w:pStyle w:val="Compact"/>
+            </w:pPr>
+          </w:p>
+        </w:tc>
+        <w:tc>
+          <w:tcPr/>
+          <w:p>
+            <w:pPr>
+              <w:pStyle w:val="Compact"/>
+            </w:pPr>
+          </w:p>
+        </w:tc>
+        <w:tc>
+          <w:tcPr/>
+          <w:p>
+            <w:pPr>
+              <w:pStyle w:val="Compact"/>
+            </w:pPr>
+          </w:p>
+        </w:tc>
+        <w:tc>
+          <w:tcPr/>
+          <w:p>
+            <w:pPr>
+              <w:pStyle w:val="Compact"/>
+            </w:pPr>
+          </w:p>
+        </w:tc>
+        <w:tc>
+          <w:tcPr/>
+          <w:p>
+            <w:pPr>
+              <w:pStyle w:val="Compact"/>
+            </w:pPr>
+          </w:p>
+        </w:tc>
+        <w:tc>
+          <w:tcPr/>
+          <w:p>
+            <w:pPr>
+              <w:pStyle w:val="Compact"/>
+            </w:pPr>
+          </w:p>
+        </w:tc>
+        <w:tc>
+          <w:tcPr/>
+          <w:p>
+            <w:pPr>
+              <w:pStyle w:val="Compact"/>
+            </w:pPr>
+          </w:p>
+        </w:tc>
+      </w:tr>
+      <w:tr>
+        <w:tc>
+          <w:tcPr/>
+          <w:p>
+            <w:pPr>
+              <w:pStyle w:val="Compact"/>
+            </w:pPr>
+          </w:p>
+        </w:tc>
+        <w:tc>
+          <w:tcPr/>
+          <w:p>
+            <w:pPr>
+              <w:pStyle w:val="Compact"/>
+            </w:pPr>
+          </w:p>
+        </w:tc>
+        <w:tc>
+          <w:tcPr/>
+          <w:p>
+            <w:pPr>
+              <w:pStyle w:val="Compact"/>
+            </w:pPr>
+          </w:p>
+        </w:tc>
+        <w:tc>
+          <w:tcPr/>
+          <w:p>
+            <w:pPr>
+              <w:pStyle w:val="Compact"/>
+            </w:pPr>
+          </w:p>
+        </w:tc>
+        <w:tc>
+          <w:tcPr/>
+          <w:p>
+            <w:pPr>
+              <w:pStyle w:val="Compact"/>
+            </w:pPr>
+          </w:p>
+        </w:tc>
+        <w:tc>
+          <w:tcPr/>
+          <w:p>
+            <w:pPr>
+              <w:pStyle w:val="Compact"/>
+            </w:pPr>
+          </w:p>
+        </w:tc>
+        <w:tc>
+          <w:tcPr/>
+          <w:p>
+            <w:pPr>
+              <w:pStyle w:val="Compact"/>
+            </w:pPr>
+          </w:p>
+        </w:tc>
+        <w:tc>
+          <w:tcPr/>
+          <w:p>
+            <w:pPr>
+              <w:pStyle w:val="Compact"/>
+            </w:pPr>
+          </w:p>
+        </w:tc>
+        <w:tc>
+          <w:tcPr/>
+          <w:p>
+            <w:pPr>
+              <w:pStyle w:val="Compact"/>
+            </w:pPr>
+          </w:p>
+        </w:tc>
+        <w:tc>
+          <w:tcPr/>
+          <w:p>
+            <w:pPr>
+              <w:pStyle w:val="Compact"/>
+            </w:pPr>
+          </w:p>
+        </w:tc>
+      </w:tr>
+    </w:tbl>
+    <w:p>
+      <w:r>
+        <w:pict>
+          <v:rect style="width:0;height:1.5pt" o:hralign="center" o:hrstd="t" o:hr="t"/>
+        </w:pict>
+      </w:r>
+    </w:p>
+    <w:bookmarkEnd w:id="119"/>
+    <w:bookmarkEnd w:id="120"/>
+    <w:bookmarkStart w:id="121" w:name="приложение-е"/>
+    <w:p>
+      <w:pPr>
+        <w:pStyle w:val="1"/>
+      </w:pPr>
+      <w:r>
+        <w:t xml:space="preserve">ПРИЛОЖЕНИЕ Е</w:t>
+      </w:r>
+    </w:p>
+    <w:p>
+      <w:pPr>
+        <w:pStyle w:val="FirstParagraph"/>
+      </w:pPr>
+      <w:r>
+        <w:rPr>
+          <w:b/>
+          <w:bCs/>
+        </w:rPr>
+        <w:t xml:space="preserve">ПРОГРАММА «Doc2Onto» РУКОВОДСТВО ОПЕРАТОРА</w:t>
+      </w:r>
+    </w:p>
+    <w:p>
+      <w:pPr>
+        <w:pStyle w:val="BodyText"/>
+      </w:pPr>
+      <w:r>
+        <w:t xml:space="preserve">Листов 14</w:t>
+      </w:r>
+    </w:p>
+    <w:p>
+      <w:pPr>
+        <w:pStyle w:val="BodyText"/>
+      </w:pPr>
+      <w:r>
+        <w:t xml:space="preserve">Новосибирск, 2026</w:t>
+      </w:r>
+    </w:p>
+    <w:p>
+      <w:pPr>
+        <w:pStyle w:val="BodyText"/>
+      </w:pPr>
+      <w:r>
+        <w:rPr>
+          <w:b/>
+          <w:bCs/>
+        </w:rPr>
+        <w:t xml:space="preserve">СОДЕРЖАНИЕ</w:t>
+      </w:r>
+    </w:p>
+    <w:p>
+      <w:pPr>
+        <w:pStyle w:val="Compact"/>
+        <w:numPr>
+          <w:ilvl w:val="0"/>
+          <w:numId w:val="1027"/>
+        </w:numPr>
+      </w:pPr>
+      <w:r>
+        <w:t xml:space="preserve">Назначение программы</w:t>
+      </w:r>
+    </w:p>
+    <w:p>
+      <w:pPr>
+        <w:pStyle w:val="Compact"/>
+        <w:numPr>
+          <w:ilvl w:val="0"/>
+          <w:numId w:val="1027"/>
+        </w:numPr>
+      </w:pPr>
+      <w:r>
+        <w:t xml:space="preserve">Условия выполнения программы</w:t>
+      </w:r>
+    </w:p>
+    <w:p>
+      <w:pPr>
+        <w:pStyle w:val="Compact"/>
+        <w:numPr>
+          <w:ilvl w:val="0"/>
+          <w:numId w:val="1027"/>
+        </w:numPr>
+      </w:pPr>
+      <w:r>
+        <w:t xml:space="preserve">Выполнение программы</w:t>
+      </w:r>
+    </w:p>
+    <w:p>
+      <w:pPr>
+        <w:pStyle w:val="Compact"/>
+        <w:numPr>
+          <w:ilvl w:val="0"/>
+          <w:numId w:val="1027"/>
+        </w:numPr>
+      </w:pPr>
+      <w:r>
+        <w:t xml:space="preserve">Сообщения оператору</w:t>
+      </w:r>
+    </w:p>
+    <w:p>
+      <w:pPr>
+        <w:pStyle w:val="Compact"/>
+        <w:numPr>
+          <w:ilvl w:val="0"/>
+          <w:numId w:val="1027"/>
+        </w:numPr>
+      </w:pPr>
+      <w:r>
+        <w:t xml:space="preserve">Лист регистрации изменений</w:t>
+      </w:r>
+    </w:p>
+    <w:bookmarkEnd w:id="121"/>
+    <w:bookmarkStart w:id="127" w:name="аннотация-1"/>
+    <w:p>
+      <w:pPr>
+        <w:pStyle w:val="1"/>
+      </w:pPr>
+      <w:r>
+        <w:t xml:space="preserve">АННОТАЦИЯ</w:t>
+      </w:r>
+    </w:p>
+    <w:p>
+      <w:pPr>
+        <w:pStyle w:val="FirstParagraph"/>
+      </w:pPr>
+      <w:r>
+        <w:t xml:space="preserve">В настоящем документе приведено руководство пользователя по работе с программной системой</w:t>
+      </w:r>
+      <w:r>
+        <w:t xml:space="preserve"> </w:t>
+      </w:r>
+      <w:r>
+        <w:rPr>
+          <w:b/>
+          <w:bCs/>
+        </w:rPr>
+        <w:t xml:space="preserve">Doc2Onto</w:t>
+      </w:r>
+      <w:r>
+        <w:t xml:space="preserve"> </w:t>
+      </w:r>
+      <w:r>
+        <w:t xml:space="preserve">— настольным приложением для автоматизированного пополнения онтологической модели кафедры знаниями, извлекаемыми из документов учебно-организационной деятельности. Документ описывает развёртывание системы, последовательность действий оператора при типовых сценариях эксплуатации (загрузка и обработка документа, создание и редактирование шаблона извлечения, ручное редактирование чернового графа, работа с онтологической моделью, откат и переобработка документов) и виды диагностических сообщений системы. Документ оформлен в соответствии с требованиями ЕСПД (ГОСТ 19.505-79, ГОСТ 19.105-78).</w:t>
+      </w:r>
+    </w:p>
+    <w:bookmarkStart w:id="122" w:name="назначение-программы"/>
+    <w:p>
+      <w:pPr>
+        <w:pStyle w:val="2"/>
+      </w:pPr>
+      <w:r>
+        <w:t xml:space="preserve">1. Назначение программы</w:t>
+      </w:r>
+    </w:p>
+    <w:p>
+      <w:pPr>
+        <w:pStyle w:val="FirstParagraph"/>
+      </w:pPr>
+      <w:r>
+        <w:rPr>
+          <w:b/>
+          <w:bCs/>
+        </w:rPr>
+        <w:t xml:space="preserve">1.1 Функциональное назначение программы</w:t>
+      </w:r>
+    </w:p>
+    <w:p>
+      <w:pPr>
+        <w:pStyle w:val="BodyText"/>
+      </w:pPr>
+      <w:r>
+        <w:t xml:space="preserve">Программа предназначена для автоматизированного извлечения знаний из документов учебно-организационной деятельности кафедры и их последующей интеграции в единую онтологическую модель. Обработка выполняется по конвейерной схеме, включающей преобразование документа к унифицированному представлению, автоматическое определение его класса, гибридное извлечение значений полей (детерминированные правила шаблона с последующей проверкой и коррекцией большой языковой моделью), построение чернового графа фактов в терминах онтологии и интеграцию извлечённых фактов в общую модель с учётом политик слияния.</w:t>
+      </w:r>
+    </w:p>
+    <w:p>
+      <w:pPr>
+        <w:pStyle w:val="BodyText"/>
+      </w:pPr>
+      <w:r>
+        <w:rPr>
+          <w:b/>
+          <w:bCs/>
+        </w:rPr>
+        <w:t xml:space="preserve">1.2 Эксплуатационное назначение программы</w:t>
+      </w:r>
+    </w:p>
+    <w:p>
+      <w:pPr>
+        <w:pStyle w:val="BodyText"/>
+      </w:pPr>
+      <w:r>
+        <w:t xml:space="preserve">Программный продукт ориентирован на сотрудников кафедры, ответственных за ведение онтологической модели и работу с документами учебного процесса. Программа позволяет пользователю самостоятельно выполнять полный цикл обработки документа без обращения к разработчикам, контролируя и при необходимости корректируя результат на каждом этапе.</w:t>
+      </w:r>
+    </w:p>
+    <w:p>
+      <w:pPr>
+        <w:pStyle w:val="BodyText"/>
+      </w:pPr>
+      <w:r>
+        <w:rPr>
+          <w:b/>
+          <w:bCs/>
+        </w:rPr>
+        <w:t xml:space="preserve">1.3 Состав функций</w:t>
+      </w:r>
+    </w:p>
+    <w:p>
+      <w:pPr>
+        <w:pStyle w:val="BodyText"/>
+      </w:pPr>
+      <w:r>
+        <w:t xml:space="preserve">Программа предоставляет следующие функциональные возможности:</w:t>
+      </w:r>
+    </w:p>
+    <w:p>
+      <w:pPr>
+        <w:pStyle w:val="Compact"/>
+        <w:numPr>
+          <w:ilvl w:val="0"/>
+          <w:numId w:val="1028"/>
+        </w:numPr>
+      </w:pPr>
+      <w:r>
+        <w:t xml:space="preserve">загрузка и каталогизация исходных документов кафедры в поддерживаемых форматах (DOC, DOCX, PDF с текстовым слоем);</w:t>
+      </w:r>
+    </w:p>
+    <w:p>
+      <w:pPr>
+        <w:pStyle w:val="Compact"/>
+        <w:numPr>
+          <w:ilvl w:val="0"/>
+          <w:numId w:val="1028"/>
+        </w:numPr>
+      </w:pPr>
+      <w:r>
+        <w:t xml:space="preserve">просмотр документа в трёх представлениях — оригинального файла, унифицированного иерархического представления и графа фактов;</w:t>
+      </w:r>
+    </w:p>
+    <w:p>
+      <w:pPr>
+        <w:pStyle w:val="Compact"/>
+        <w:numPr>
+          <w:ilvl w:val="0"/>
+          <w:numId w:val="1028"/>
+        </w:numPr>
+      </w:pPr>
+      <w:r>
+        <w:t xml:space="preserve">автоматическая обработка документа по полному конвейеру или по отдельным стадиям с возможностью возобновления прерванной обработки;</w:t>
+      </w:r>
+    </w:p>
+    <w:p>
+      <w:pPr>
+        <w:pStyle w:val="Compact"/>
+        <w:numPr>
+          <w:ilvl w:val="0"/>
+          <w:numId w:val="1028"/>
+        </w:numPr>
+      </w:pPr>
+      <w:r>
+        <w:t xml:space="preserve">явное указание класса документа при отказе автоматической классификации;</w:t>
+      </w:r>
+    </w:p>
+    <w:p>
+      <w:pPr>
+        <w:pStyle w:val="Compact"/>
+        <w:numPr>
+          <w:ilvl w:val="0"/>
+          <w:numId w:val="1028"/>
+        </w:numPr>
+      </w:pPr>
+      <w:r>
+        <w:t xml:space="preserve">ручное редактирование чернового графа фактов: исключение ложноположительных триплетов, переопределение значений узлов, добавление новых индивидов через концепты с предпросмотром результата, сброс отдельных правок к исходному значению;</w:t>
+      </w:r>
+    </w:p>
+    <w:p>
+      <w:pPr>
+        <w:pStyle w:val="Compact"/>
+        <w:numPr>
+          <w:ilvl w:val="0"/>
+          <w:numId w:val="1028"/>
+        </w:numPr>
+      </w:pPr>
+      <w:r>
+        <w:t xml:space="preserve">подмешивание дополнительных фактов из самостоятельного TTL-файла к итоговому графу документа;</w:t>
+      </w:r>
+    </w:p>
+    <w:p>
+      <w:pPr>
+        <w:pStyle w:val="Compact"/>
+        <w:numPr>
+          <w:ilvl w:val="0"/>
+          <w:numId w:val="1028"/>
+        </w:numPr>
+      </w:pPr>
+      <w:r>
+        <w:t xml:space="preserve">управление шаблонами извлечения знаний: просмотр кода с подсветкой синтаксиса, запуск структурной валидации с отображением отчёта о замечаниях, открытие кода во внешнем редакторе;</w:t>
+      </w:r>
+    </w:p>
+    <w:p>
+      <w:pPr>
+        <w:pStyle w:val="Compact"/>
+        <w:numPr>
+          <w:ilvl w:val="0"/>
+          <w:numId w:val="1028"/>
+        </w:numPr>
+      </w:pPr>
+      <w:r>
+        <w:t xml:space="preserve">автоматизированная генерация заготовки шаблона на основе образца документа и схемы онтологии в многошаговом сценарии;</w:t>
+      </w:r>
+    </w:p>
+    <w:p>
+      <w:pPr>
+        <w:pStyle w:val="Compact"/>
+        <w:numPr>
+          <w:ilvl w:val="0"/>
+          <w:numId w:val="1028"/>
+        </w:numPr>
+      </w:pPr>
+      <w:r>
+        <w:t xml:space="preserve">просмотр текущего состояния общей онтологической модели: иерархия классов, перечень индивидов, карточки индивидов и классов с переходами между связанными сущностями;</w:t>
+      </w:r>
+    </w:p>
+    <w:p>
+      <w:pPr>
+        <w:pStyle w:val="Compact"/>
+        <w:numPr>
+          <w:ilvl w:val="0"/>
+          <w:numId w:val="1028"/>
+        </w:numPr>
+      </w:pPr>
+      <w:r>
+        <w:t xml:space="preserve">отслеживание происхождения каждого факта в модели: документ, шаблон, эффективная дата, применённая политика слияния, сведения о вытесненных конкурирующих фактах;</w:t>
+      </w:r>
+    </w:p>
+    <w:p>
+      <w:pPr>
+        <w:pStyle w:val="Compact"/>
+        <w:numPr>
+          <w:ilvl w:val="0"/>
+          <w:numId w:val="1028"/>
+        </w:numPr>
+      </w:pPr>
+      <w:r>
+        <w:t xml:space="preserve">откат документа — удаление всех ассоциированных с ним фактов из общей модели с автоматической пересборкой состояния.</w:t>
+      </w:r>
+    </w:p>
+    <w:bookmarkEnd w:id="122"/>
+    <w:bookmarkStart w:id="123" w:name="условия-выполнения-программы"/>
+    <w:p>
+      <w:pPr>
+        <w:pStyle w:val="2"/>
+      </w:pPr>
+      <w:r>
+        <w:t xml:space="preserve">2. Условия выполнения программы</w:t>
+      </w:r>
+    </w:p>
+    <w:p>
+      <w:pPr>
+        <w:pStyle w:val="FirstParagraph"/>
+      </w:pPr>
+      <w:r>
+        <w:rPr>
+          <w:b/>
+          <w:bCs/>
+        </w:rPr>
+        <w:t xml:space="preserve">2.1 Минимальный состав аппаратных и программных средств</w:t>
+      </w:r>
+    </w:p>
+    <w:p>
+      <w:pPr>
+        <w:pStyle w:val="Compact"/>
+        <w:numPr>
+          <w:ilvl w:val="0"/>
+          <w:numId w:val="1029"/>
+        </w:numPr>
+      </w:pPr>
+      <w:r>
+        <w:t xml:space="preserve">персональный компьютер с процессором уровня не ниже Intel Core i5 / AMD Ryzen 5;</w:t>
+      </w:r>
+    </w:p>
+    <w:p>
+      <w:pPr>
+        <w:pStyle w:val="Compact"/>
+        <w:numPr>
+          <w:ilvl w:val="0"/>
+          <w:numId w:val="1029"/>
+        </w:numPr>
+      </w:pPr>
+      <w:r>
+        <w:t xml:space="preserve">оперативная память — от 4 ГБ (рекомендуется 8 ГБ);</w:t>
+      </w:r>
+    </w:p>
+    <w:p>
+      <w:pPr>
+        <w:pStyle w:val="Compact"/>
+        <w:numPr>
+          <w:ilvl w:val="0"/>
+          <w:numId w:val="1029"/>
+        </w:numPr>
+      </w:pPr>
+      <w:r>
+        <w:t xml:space="preserve">дисковое пространство — не менее 1 ГБ свободного объёма (включая виртуальное окружение Python и рабочие данные);</w:t>
+      </w:r>
+    </w:p>
+    <w:p>
+      <w:pPr>
+        <w:pStyle w:val="Compact"/>
+        <w:numPr>
+          <w:ilvl w:val="0"/>
+          <w:numId w:val="1029"/>
+        </w:numPr>
+      </w:pPr>
+      <w:r>
+        <w:t xml:space="preserve">операционная система — Microsoft Windows 10/11 либо современный дистрибутив Linux;</w:t>
+      </w:r>
+    </w:p>
+    <w:p>
+      <w:pPr>
+        <w:pStyle w:val="Compact"/>
+        <w:numPr>
+          <w:ilvl w:val="0"/>
+          <w:numId w:val="1029"/>
+        </w:numPr>
+      </w:pPr>
+      <w:r>
+        <w:t xml:space="preserve">интерпретатор Python версии 3.11 (более ранние версии не поддерживаются);</w:t>
+      </w:r>
+    </w:p>
+    <w:p>
+      <w:pPr>
+        <w:pStyle w:val="Compact"/>
+        <w:numPr>
+          <w:ilvl w:val="0"/>
+          <w:numId w:val="1029"/>
+        </w:numPr>
+      </w:pPr>
+      <w:r>
+        <w:t xml:space="preserve">LibreOffice либо установленный Microsoft Word (для преобразования документов формата DOC);</w:t>
+      </w:r>
+    </w:p>
+    <w:p>
+      <w:pPr>
+        <w:pStyle w:val="Compact"/>
+        <w:numPr>
+          <w:ilvl w:val="0"/>
+          <w:numId w:val="1029"/>
+        </w:numPr>
+      </w:pPr>
+      <w:r>
+        <w:t xml:space="preserve">сетевое подключение к Интернету для обращения к программному интерфейсу OpenAI и веб-сервису ConvertAPI;</w:t>
+      </w:r>
+    </w:p>
+    <w:p>
+      <w:pPr>
+        <w:pStyle w:val="Compact"/>
+        <w:numPr>
+          <w:ilvl w:val="0"/>
+          <w:numId w:val="1029"/>
+        </w:numPr>
+      </w:pPr>
+      <w:r>
+        <w:t xml:space="preserve">действующие ключи доступа к указанным внешним сервисам.</w:t>
+      </w:r>
+    </w:p>
+    <w:p>
+      <w:pPr>
+        <w:pStyle w:val="FirstParagraph"/>
+      </w:pPr>
+      <w:r>
+        <w:rPr>
+          <w:b/>
+          <w:bCs/>
+        </w:rPr>
+        <w:t xml:space="preserve">2.2 Требования к оператору</w:t>
+      </w:r>
+    </w:p>
+    <w:p>
+      <w:pPr>
+        <w:pStyle w:val="BodyText"/>
+      </w:pPr>
+      <w:r>
+        <w:t xml:space="preserve">В зависимости от выполняемых задач под оператором понимается одна из трёх категорий пользователей:</w:t>
+      </w:r>
+    </w:p>
+    <w:p>
+      <w:pPr>
+        <w:pStyle w:val="Compact"/>
+        <w:numPr>
+          <w:ilvl w:val="0"/>
+          <w:numId w:val="1030"/>
+        </w:numPr>
+      </w:pPr>
+      <w:r>
+        <w:rPr>
+          <w:b/>
+          <w:bCs/>
+        </w:rPr>
+        <w:t xml:space="preserve">технический специалист</w:t>
+      </w:r>
+      <w:r>
+        <w:t xml:space="preserve"> </w:t>
+      </w:r>
+      <w:r>
+        <w:t xml:space="preserve">— осуществляет первичное развёртывание системы (создание виртуального окружения Python, установка зависимостей, конфигурация ключей доступа к внешним сервисам, установка LibreOffice), а также сопровождение системы при необходимости обновлений; должен владеть базовыми навыками работы с командной строкой, редактированием конфигурационных файлов и установкой пакетов Python;</w:t>
+      </w:r>
+    </w:p>
+    <w:p>
+      <w:pPr>
+        <w:pStyle w:val="Compact"/>
+        <w:numPr>
+          <w:ilvl w:val="0"/>
+          <w:numId w:val="1030"/>
+        </w:numPr>
+      </w:pPr>
+      <w:r>
+        <w:rPr>
+          <w:b/>
+          <w:bCs/>
+        </w:rPr>
+        <w:t xml:space="preserve">автор шаблонов извлечения знаний</w:t>
+      </w:r>
+      <w:r>
+        <w:t xml:space="preserve"> </w:t>
+      </w:r>
+      <w:r>
+        <w:t xml:space="preserve">— разрабатывает шаблоны для новых классов документов кафедры; должен владеть навыками программирования на языке Python, иметь представление о декларативном языке извлечения полей разработанной системы (поле, селектор, извлекатель, нормализатор), концептах онтологии и построителе графа фактов; знание онтологии кафедры обязательно;</w:t>
+      </w:r>
+    </w:p>
+    <w:p>
+      <w:pPr>
+        <w:pStyle w:val="Compact"/>
+        <w:numPr>
+          <w:ilvl w:val="0"/>
+          <w:numId w:val="1030"/>
+        </w:numPr>
+      </w:pPr>
+      <w:r>
+        <w:rPr>
+          <w:b/>
+          <w:bCs/>
+        </w:rPr>
+        <w:t xml:space="preserve">оператор обработки документов</w:t>
+      </w:r>
+      <w:r>
+        <w:t xml:space="preserve"> </w:t>
+      </w:r>
+      <w:r>
+        <w:t xml:space="preserve">— выполняет повседневную обработку документов: загружает документы, запускает конвейер, при необходимости корректирует результат через графический интерфейс, отслеживает состояние общей модели; достаточно общих навыков работы с настольным графическим интерфейсом и понимания предметной области кафедры.</w:t>
+      </w:r>
+    </w:p>
+    <w:p>
+      <w:pPr>
+        <w:pStyle w:val="FirstParagraph"/>
+      </w:pPr>
+      <w:r>
+        <w:t xml:space="preserve">В типичном случае все три роли могут совмещаться одним пользователем.</w:t>
+      </w:r>
+    </w:p>
+    <w:bookmarkEnd w:id="123"/>
+    <w:bookmarkStart w:id="124" w:name="выполнение-программы"/>
+    <w:p>
+      <w:pPr>
+        <w:pStyle w:val="2"/>
+      </w:pPr>
+      <w:r>
+        <w:t xml:space="preserve">3. Выполнение программы</w:t>
+      </w:r>
+    </w:p>
+    <w:p>
+      <w:pPr>
+        <w:pStyle w:val="FirstParagraph"/>
+      </w:pPr>
+      <w:r>
+        <w:rPr>
+          <w:b/>
+          <w:bCs/>
+        </w:rPr>
+        <w:t xml:space="preserve">3.1 Загрузка и запуск программы</w:t>
+      </w:r>
+    </w:p>
+    <w:p>
+      <w:pPr>
+        <w:pStyle w:val="BodyText"/>
+      </w:pPr>
+      <w:r>
+        <w:t xml:space="preserve">Первичное развёртывание системы выполняет технический специалист в следующей последовательности:</w:t>
+      </w:r>
+    </w:p>
+    <w:p>
+      <w:pPr>
+        <w:pStyle w:val="Compact"/>
+        <w:numPr>
+          <w:ilvl w:val="0"/>
+          <w:numId w:val="1031"/>
+        </w:numPr>
+      </w:pPr>
+      <w:r>
+        <w:t xml:space="preserve">установить интерпретатор Python версии 3.11 (если не установлен);</w:t>
+      </w:r>
+    </w:p>
+    <w:p>
+      <w:pPr>
+        <w:pStyle w:val="Compact"/>
+        <w:numPr>
+          <w:ilvl w:val="0"/>
+          <w:numId w:val="1031"/>
+        </w:numPr>
+      </w:pPr>
+      <w:r>
+        <w:t xml:space="preserve">в каталоге размещения программы создать виртуальное окружение командой</w:t>
+      </w:r>
+      <w:r>
+        <w:t xml:space="preserve"> </w:t>
+      </w:r>
+      <w:r>
+        <w:rPr>
+          <w:rStyle w:val="VerbatimChar"/>
+        </w:rPr>
+        <w:t xml:space="preserve">py -3.11 -m venv .venv</w:t>
+      </w:r>
+      <w:r>
+        <w:t xml:space="preserve">;</w:t>
+      </w:r>
+    </w:p>
+    <w:p>
+      <w:pPr>
+        <w:pStyle w:val="Compact"/>
+        <w:numPr>
+          <w:ilvl w:val="0"/>
+          <w:numId w:val="1031"/>
+        </w:numPr>
+      </w:pPr>
+      <w:r>
+        <w:t xml:space="preserve">активировать окружение командой</w:t>
+      </w:r>
+      <w:r>
+        <w:t xml:space="preserve"> </w:t>
+      </w:r>
+      <w:r>
+        <w:rPr>
+          <w:rStyle w:val="VerbatimChar"/>
+        </w:rPr>
+        <w:t xml:space="preserve">.venv\Scripts\activate</w:t>
+      </w:r>
+      <w:r>
+        <w:t xml:space="preserve"> </w:t>
+      </w:r>
+      <w:r>
+        <w:t xml:space="preserve">(Windows) либо</w:t>
+      </w:r>
+      <w:r>
+        <w:t xml:space="preserve"> </w:t>
+      </w:r>
+      <w:r>
+        <w:rPr>
+          <w:rStyle w:val="VerbatimChar"/>
+        </w:rPr>
+        <w:t xml:space="preserve">source .venv/bin/activate</w:t>
+      </w:r>
+      <w:r>
+        <w:t xml:space="preserve"> </w:t>
+      </w:r>
+      <w:r>
+        <w:t xml:space="preserve">(Linux);</w:t>
+      </w:r>
+    </w:p>
+    <w:p>
+      <w:pPr>
+        <w:pStyle w:val="Compact"/>
+        <w:numPr>
+          <w:ilvl w:val="0"/>
+          <w:numId w:val="1031"/>
+        </w:numPr>
+      </w:pPr>
+      <w:r>
+        <w:t xml:space="preserve">обновить инструменты сборки командой</w:t>
+      </w:r>
+      <w:r>
+        <w:t xml:space="preserve"> </w:t>
+      </w:r>
+      <w:r>
+        <w:rPr>
+          <w:rStyle w:val="VerbatimChar"/>
+        </w:rPr>
+        <w:t xml:space="preserve">python -m pip install --upgrade pip setuptools wheel</w:t>
+      </w:r>
+      <w:r>
+        <w:t xml:space="preserve">;</w:t>
+      </w:r>
+    </w:p>
+    <w:p>
+      <w:pPr>
+        <w:pStyle w:val="Compact"/>
+        <w:numPr>
+          <w:ilvl w:val="0"/>
+          <w:numId w:val="1031"/>
+        </w:numPr>
+      </w:pPr>
+      <w:r>
+        <w:t xml:space="preserve">установить зависимости командой</w:t>
+      </w:r>
+      <w:r>
+        <w:t xml:space="preserve"> </w:t>
+      </w:r>
+      <w:r>
+        <w:rPr>
+          <w:rStyle w:val="VerbatimChar"/>
+        </w:rPr>
+        <w:t xml:space="preserve">pip install -r requirements.txt</w:t>
+      </w:r>
+      <w:r>
+        <w:t xml:space="preserve">;</w:t>
+      </w:r>
+    </w:p>
+    <w:p>
+      <w:pPr>
+        <w:pStyle w:val="Compact"/>
+        <w:numPr>
+          <w:ilvl w:val="0"/>
+          <w:numId w:val="1031"/>
+        </w:numPr>
+      </w:pPr>
+      <w:r>
+        <w:t xml:space="preserve">скопировать файл</w:t>
+      </w:r>
+      <w:r>
+        <w:t xml:space="preserve"> </w:t>
+      </w:r>
+      <w:r>
+        <w:rPr>
+          <w:rStyle w:val="VerbatimChar"/>
+        </w:rPr>
+        <w:t xml:space="preserve">.env.example</w:t>
+      </w:r>
+      <w:r>
+        <w:t xml:space="preserve"> </w:t>
+      </w:r>
+      <w:r>
+        <w:t xml:space="preserve">в</w:t>
+      </w:r>
+      <w:r>
+        <w:t xml:space="preserve"> </w:t>
+      </w:r>
+      <w:r>
+        <w:rPr>
+          <w:rStyle w:val="VerbatimChar"/>
+        </w:rPr>
+        <w:t xml:space="preserve">.env</w:t>
+      </w:r>
+      <w:r>
+        <w:t xml:space="preserve"> </w:t>
+      </w:r>
+      <w:r>
+        <w:t xml:space="preserve">и задать значения переменных</w:t>
+      </w:r>
+      <w:r>
+        <w:t xml:space="preserve"> </w:t>
+      </w:r>
+      <w:r>
+        <w:rPr>
+          <w:rStyle w:val="VerbatimChar"/>
+        </w:rPr>
+        <w:t xml:space="preserve">OPENAI_API_KEY</w:t>
+      </w:r>
+      <w:r>
+        <w:t xml:space="preserve"> </w:t>
+      </w:r>
+      <w:r>
+        <w:t xml:space="preserve">(ключ доступа к программному интерфейсу OpenAI) и</w:t>
+      </w:r>
+      <w:r>
+        <w:t xml:space="preserve"> </w:t>
+      </w:r>
+      <w:r>
+        <w:rPr>
+          <w:rStyle w:val="VerbatimChar"/>
+        </w:rPr>
+        <w:t xml:space="preserve">CONVERTAPI_SECRET</w:t>
+      </w:r>
+      <w:r>
+        <w:t xml:space="preserve"> </w:t>
+      </w:r>
+      <w:r>
+        <w:t xml:space="preserve">(ключ доступа к сервису преобразования PDF);</w:t>
+      </w:r>
+    </w:p>
+    <w:p>
+      <w:pPr>
+        <w:pStyle w:val="Compact"/>
+        <w:numPr>
+          <w:ilvl w:val="0"/>
+          <w:numId w:val="1031"/>
+        </w:numPr>
+      </w:pPr>
+      <w:r>
+        <w:t xml:space="preserve">установить LibreOffice (либо убедиться в наличии установленного Microsoft Word);</w:t>
+      </w:r>
+    </w:p>
+    <w:p>
+      <w:pPr>
+        <w:pStyle w:val="Compact"/>
+        <w:numPr>
+          <w:ilvl w:val="0"/>
+          <w:numId w:val="1031"/>
+        </w:numPr>
+      </w:pPr>
+      <w:r>
+        <w:t xml:space="preserve">при необходимости настроить выбор интерпретатора в IDE (через</w:t>
+      </w:r>
+      <w:r>
+        <w:t xml:space="preserve"> </w:t>
+      </w:r>
+      <w:r>
+        <w:rPr>
+          <w:rStyle w:val="VerbatimChar"/>
+        </w:rPr>
+        <w:t xml:space="preserve">Ctrl + Shift + P</w:t>
+      </w:r>
+      <w:r>
+        <w:t xml:space="preserve"> </w:t>
+      </w:r>
+      <w:r>
+        <w:t xml:space="preserve">→</w:t>
+      </w:r>
+      <w:r>
+        <w:t xml:space="preserve"> </w:t>
+      </w:r>
+      <w:r>
+        <w:rPr>
+          <w:rStyle w:val="VerbatimChar"/>
+        </w:rPr>
+        <w:t xml:space="preserve">Python: Select Interpreter</w:t>
+      </w:r>
+      <w:r>
+        <w:t xml:space="preserve">).</w:t>
+      </w:r>
+    </w:p>
+    <w:p>
+      <w:pPr>
+        <w:pStyle w:val="FirstParagraph"/>
+      </w:pPr>
+      <w:r>
+        <w:t xml:space="preserve">Запуск программы выполняется командой</w:t>
+      </w:r>
+      <w:r>
+        <w:t xml:space="preserve"> </w:t>
+      </w:r>
+      <w:r>
+        <w:rPr>
+          <w:rStyle w:val="VerbatimChar"/>
+        </w:rPr>
+        <w:t xml:space="preserve">python main.py</w:t>
+      </w:r>
+      <w:r>
+        <w:t xml:space="preserve">. После запуска открывается главное окно с тремя тематическими вкладками —</w:t>
+      </w:r>
+      <w:r>
+        <w:t xml:space="preserve"> </w:t>
+      </w:r>
+      <w:r>
+        <w:rPr>
+          <w:i/>
+          <w:iCs/>
+        </w:rPr>
+        <w:t xml:space="preserve">Документы</w:t>
+      </w:r>
+      <w:r>
+        <w:t xml:space="preserve">,</w:t>
+      </w:r>
+      <w:r>
+        <w:t xml:space="preserve"> </w:t>
+      </w:r>
+      <w:r>
+        <w:rPr>
+          <w:i/>
+          <w:iCs/>
+        </w:rPr>
+        <w:t xml:space="preserve">Шаблоны</w:t>
+      </w:r>
+      <w:r>
+        <w:t xml:space="preserve">,</w:t>
+      </w:r>
+      <w:r>
+        <w:t xml:space="preserve"> </w:t>
+      </w:r>
+      <w:r>
+        <w:rPr>
+          <w:i/>
+          <w:iCs/>
+        </w:rPr>
+        <w:t xml:space="preserve">Модель</w:t>
+      </w:r>
+      <w:r>
+        <w:t xml:space="preserve">.</w:t>
+      </w:r>
+    </w:p>
+    <w:p>
+      <w:pPr>
+        <w:pStyle w:val="BodyText"/>
+      </w:pPr>
+      <w:r>
+        <w:rPr>
+          <w:b/>
+          <w:bCs/>
+        </w:rPr>
+        <w:t xml:space="preserve">3.2 Типовой сценарий обработки документа</w:t>
+      </w:r>
+    </w:p>
+    <w:p>
+      <w:pPr>
+        <w:pStyle w:val="BodyText"/>
+      </w:pPr>
+      <w:r>
+        <w:t xml:space="preserve">Полный цикл обработки одного документа выполняется в следующем порядке.</w:t>
+      </w:r>
+    </w:p>
+    <w:p>
+      <w:pPr>
+        <w:pStyle w:val="Compact"/>
+        <w:numPr>
+          <w:ilvl w:val="0"/>
+          <w:numId w:val="1032"/>
+        </w:numPr>
+      </w:pPr>
+      <w:r>
+        <w:t xml:space="preserve">На вкладке</w:t>
+      </w:r>
+      <w:r>
+        <w:t xml:space="preserve"> </w:t>
+      </w:r>
+      <w:r>
+        <w:rPr>
+          <w:i/>
+          <w:iCs/>
+        </w:rPr>
+        <w:t xml:space="preserve">Документы</w:t>
+      </w:r>
+      <w:r>
+        <w:t xml:space="preserve"> </w:t>
+      </w:r>
+      <w:r>
+        <w:t xml:space="preserve">нажать кнопку добавления нового документа, выбрать файл в формате DOC, DOCX или PDF; при желании задать осмысленное имя документа.</w:t>
+      </w:r>
+    </w:p>
+    <w:p>
+      <w:pPr>
+        <w:pStyle w:val="Compact"/>
+        <w:numPr>
+          <w:ilvl w:val="0"/>
+          <w:numId w:val="1032"/>
+        </w:numPr>
+      </w:pPr>
+      <w:r>
+        <w:t xml:space="preserve">Выбрать загруженный документ в списке слева. В правой части откроется карточка документа с индикатором статуса (документ получает начальный статус «загружен»).</w:t>
+      </w:r>
+    </w:p>
+    <w:p>
+      <w:pPr>
+        <w:pStyle w:val="Compact"/>
+        <w:numPr>
+          <w:ilvl w:val="0"/>
+          <w:numId w:val="1032"/>
+        </w:numPr>
+      </w:pPr>
+      <w:r>
+        <w:t xml:space="preserve">Нажать кнопку запуска обработки. Конвейер последовательно выполнит пять стадий, обновляя индикатор статуса. В типовых случаях операция завершается без вмешательства пользователя.</w:t>
+      </w:r>
+    </w:p>
+    <w:p>
+      <w:pPr>
+        <w:pStyle w:val="Compact"/>
+        <w:numPr>
+          <w:ilvl w:val="0"/>
+          <w:numId w:val="1032"/>
+        </w:numPr>
+      </w:pPr>
+      <w:r>
+        <w:t xml:space="preserve">По завершении просмотреть результат на трёх суб-вкладках:</w:t>
+      </w:r>
+    </w:p>
+    <w:p>
+      <w:pPr>
+        <w:pStyle w:val="Compact"/>
+        <w:numPr>
+          <w:ilvl w:val="0"/>
+          <w:numId w:val="1033"/>
+        </w:numPr>
+      </w:pPr>
+      <w:r>
+        <w:rPr>
+          <w:i/>
+          <w:iCs/>
+        </w:rPr>
+        <w:t xml:space="preserve">Оригинал</w:t>
+      </w:r>
+      <w:r>
+        <w:t xml:space="preserve"> </w:t>
+      </w:r>
+      <w:r>
+        <w:t xml:space="preserve">— предпросмотр первой страницы PDF-копии документа с кнопкой открытия в системной программе;</w:t>
+      </w:r>
+    </w:p>
+    <w:p>
+      <w:pPr>
+        <w:pStyle w:val="Compact"/>
+        <w:numPr>
+          <w:ilvl w:val="0"/>
+          <w:numId w:val="1033"/>
+        </w:numPr>
+      </w:pPr>
+      <w:r>
+        <w:rPr>
+          <w:i/>
+          <w:iCs/>
+        </w:rPr>
+        <w:t xml:space="preserve">UDDM</w:t>
+      </w:r>
+      <w:r>
+        <w:t xml:space="preserve"> </w:t>
+      </w:r>
+      <w:r>
+        <w:t xml:space="preserve">— структура унифицированного представления документа в режимах HTML-вид и tree-вид;</w:t>
+      </w:r>
+    </w:p>
+    <w:p>
+      <w:pPr>
+        <w:pStyle w:val="Compact"/>
+        <w:numPr>
+          <w:ilvl w:val="0"/>
+          <w:numId w:val="1033"/>
+        </w:numPr>
+      </w:pPr>
+      <w:r>
+        <w:rPr>
+          <w:i/>
+          <w:iCs/>
+        </w:rPr>
+        <w:t xml:space="preserve">Граф</w:t>
+      </w:r>
+      <w:r>
+        <w:t xml:space="preserve"> </w:t>
+      </w:r>
+      <w:r>
+        <w:t xml:space="preserve">— двухпанельный редактор чернового графа фактов с подсветкой неполных и переопределённых элементов.</w:t>
+      </w:r>
+    </w:p>
+    <w:p>
+      <w:pPr>
+        <w:pStyle w:val="Compact"/>
+        <w:numPr>
+          <w:ilvl w:val="0"/>
+          <w:numId w:val="1034"/>
+        </w:numPr>
+      </w:pPr>
+      <w:r>
+        <w:t xml:space="preserve">При необходимости отредактировать черновой граф (см. пункт 3.4); ручные правки сохраняются автоматически в отдельном файле.</w:t>
+      </w:r>
+    </w:p>
+    <w:p>
+      <w:pPr>
+        <w:pStyle w:val="Compact"/>
+        <w:numPr>
+          <w:ilvl w:val="0"/>
+          <w:numId w:val="1034"/>
+        </w:numPr>
+      </w:pPr>
+      <w:r>
+        <w:t xml:space="preserve">При полном графе нажать кнопку «Интегрировать в модель» (или просто продолжить запуск конвейера) — извлечённые факты будут слиты с общей онтологической моделью с учётом политик слияния, заданных в схеме.</w:t>
+      </w:r>
+    </w:p>
+    <w:p>
+      <w:pPr>
+        <w:pStyle w:val="FirstParagraph"/>
+      </w:pPr>
+      <w:r>
+        <w:rPr>
+          <w:b/>
+          <w:bCs/>
+        </w:rPr>
+        <w:t xml:space="preserve">3.3 Ручное указание класса документа</w:t>
+      </w:r>
+    </w:p>
+    <w:p>
+      <w:pPr>
+        <w:pStyle w:val="BodyText"/>
+      </w:pPr>
+      <w:r>
+        <w:t xml:space="preserve">Если автоматическое определение класса не дало результата (статус документа остановился на стадии «определение класса») или результат оказался ошибочным, пользователь имеет возможность указать класс документа явно:</w:t>
+      </w:r>
+    </w:p>
+    <w:p>
+      <w:pPr>
+        <w:pStyle w:val="Compact"/>
+        <w:numPr>
+          <w:ilvl w:val="0"/>
+          <w:numId w:val="1035"/>
+        </w:numPr>
+      </w:pPr>
+      <w:r>
+        <w:t xml:space="preserve">в карточке документа открыть выпадающий список доступных классов (формируется по перечню шаблонов системы);</w:t>
+      </w:r>
+    </w:p>
+    <w:p>
+      <w:pPr>
+        <w:pStyle w:val="Compact"/>
+        <w:numPr>
+          <w:ilvl w:val="0"/>
+          <w:numId w:val="1035"/>
+        </w:numPr>
+      </w:pPr>
+      <w:r>
+        <w:t xml:space="preserve">выбрать соответствующий класс;</w:t>
+      </w:r>
+    </w:p>
+    <w:p>
+      <w:pPr>
+        <w:pStyle w:val="Compact"/>
+        <w:numPr>
+          <w:ilvl w:val="0"/>
+          <w:numId w:val="1035"/>
+        </w:numPr>
+      </w:pPr>
+      <w:r>
+        <w:t xml:space="preserve">продолжить запуск конвейера — последующие стадии будут использовать указанный пользователем шаблон.</w:t>
+      </w:r>
+    </w:p>
+    <w:p>
+      <w:pPr>
+        <w:pStyle w:val="FirstParagraph"/>
+      </w:pPr>
+      <w:r>
+        <w:rPr>
+          <w:b/>
+          <w:bCs/>
+        </w:rPr>
+        <w:t xml:space="preserve">3.4 Ручное редактирование чернового графа фактов</w:t>
+      </w:r>
+    </w:p>
+    <w:p>
+      <w:pPr>
+        <w:pStyle w:val="BodyText"/>
+      </w:pPr>
+      <w:r>
+        <w:t xml:space="preserve">Редактор чернового графа доступен на суб-вкладке</w:t>
+      </w:r>
+      <w:r>
+        <w:t xml:space="preserve"> </w:t>
+      </w:r>
+      <w:r>
+        <w:rPr>
+          <w:i/>
+          <w:iCs/>
+        </w:rPr>
+        <w:t xml:space="preserve">Граф</w:t>
+      </w:r>
+      <w:r>
+        <w:t xml:space="preserve"> </w:t>
+      </w:r>
+      <w:r>
+        <w:t xml:space="preserve">карточки документа. Левая панель отображает узлы и триплеты графа: полные триплеты — обычным оформлением, неполные — выделены цветом для указания, какие факты не удалось построить автоматически; отредактированные пользователем — отдельным оттенком. Правая панель отображает форму редактирования выбранного элемента.</w:t>
+      </w:r>
+    </w:p>
+    <w:p>
+      <w:pPr>
+        <w:pStyle w:val="BodyText"/>
+      </w:pPr>
+      <w:r>
+        <w:t xml:space="preserve">Доступные операции:</w:t>
+      </w:r>
+    </w:p>
+    <w:p>
+      <w:pPr>
+        <w:pStyle w:val="Compact"/>
+        <w:numPr>
+          <w:ilvl w:val="0"/>
+          <w:numId w:val="1036"/>
+        </w:numPr>
+      </w:pPr>
+      <w:r>
+        <w:rPr>
+          <w:i/>
+          <w:iCs/>
+        </w:rPr>
+        <w:t xml:space="preserve">исключение триплета</w:t>
+      </w:r>
+      <w:r>
+        <w:t xml:space="preserve"> </w:t>
+      </w:r>
+      <w:r>
+        <w:t xml:space="preserve">— снимает соответствующий факт из итогового графа документа без удаления из чернового;</w:t>
+      </w:r>
+    </w:p>
+    <w:p>
+      <w:pPr>
+        <w:pStyle w:val="Compact"/>
+        <w:numPr>
+          <w:ilvl w:val="0"/>
+          <w:numId w:val="1036"/>
+        </w:numPr>
+      </w:pPr>
+      <w:r>
+        <w:rPr>
+          <w:i/>
+          <w:iCs/>
+        </w:rPr>
+        <w:t xml:space="preserve">переопределение узла</w:t>
+      </w:r>
+      <w:r>
+        <w:t xml:space="preserve"> </w:t>
+      </w:r>
+      <w:r>
+        <w:t xml:space="preserve">— заменяет узел триплета указанным пользователем значением; для узлов, представляющих индивид класса или типизированный литерал, доступна</w:t>
+      </w:r>
+      <w:r>
+        <w:t xml:space="preserve"> </w:t>
+      </w:r>
+      <w:r>
+        <w:rPr>
+          <w:i/>
+          <w:iCs/>
+        </w:rPr>
+        <w:t xml:space="preserve">кнопка генерации значения через концепт</w:t>
+      </w:r>
+      <w:r>
+        <w:t xml:space="preserve">: пользователь выбирает соответствующий концепт онтологии и вводит значение в человекочитаемой форме, а система выполняет полный цикл — разбор, нормализацию, вычисление идентификатора индивида и автоматическое формирование идентифицирующих литералов; перед подтверждением замены показывается</w:t>
+      </w:r>
+      <w:r>
+        <w:t xml:space="preserve"> </w:t>
+      </w:r>
+      <w:r>
+        <w:rPr>
+          <w:i/>
+          <w:iCs/>
+        </w:rPr>
+        <w:t xml:space="preserve">предпросмотр итогового IRI или литерала</w:t>
+      </w:r>
+      <w:r>
+        <w:t xml:space="preserve">;</w:t>
+      </w:r>
+    </w:p>
+    <w:p>
+      <w:pPr>
+        <w:pStyle w:val="Compact"/>
+        <w:numPr>
+          <w:ilvl w:val="0"/>
+          <w:numId w:val="1036"/>
+        </w:numPr>
+      </w:pPr>
+      <w:r>
+        <w:rPr>
+          <w:i/>
+          <w:iCs/>
+        </w:rPr>
+        <w:t xml:space="preserve">сброс правки</w:t>
+      </w:r>
+      <w:r>
+        <w:t xml:space="preserve"> </w:t>
+      </w:r>
+      <w:r>
+        <w:t xml:space="preserve">— для каждого ранее отредактированного узла доступна кнопка возврата к исходному значению, рассчитанному автоматически.</w:t>
+      </w:r>
+    </w:p>
+    <w:p>
+      <w:pPr>
+        <w:pStyle w:val="FirstParagraph"/>
+      </w:pPr>
+      <w:r>
+        <w:t xml:space="preserve">При нажатии кнопки «Источник факта» для любого узла открывается диалог с указанием поля шаблона, из которого узел получен; это средство диагностики причин неполноты графа.</w:t>
+      </w:r>
+    </w:p>
+    <w:p>
+      <w:pPr>
+        <w:pStyle w:val="BodyText"/>
+      </w:pPr>
+      <w:r>
+        <w:rPr>
+          <w:b/>
+          <w:bCs/>
+        </w:rPr>
+        <w:t xml:space="preserve">3.5 Добавление дополнительных фактов вне шаблона</w:t>
+      </w:r>
+    </w:p>
+    <w:p>
+      <w:pPr>
+        <w:pStyle w:val="BodyText"/>
+      </w:pPr>
+      <w:r>
+        <w:t xml:space="preserve">В тех случаях, когда некоторое знание из документа в принципе не покрывается шаблоном, пользователь может разместить рядом с документом самостоятельный файл</w:t>
+      </w:r>
+      <w:r>
+        <w:t xml:space="preserve"> </w:t>
+      </w:r>
+      <w:r>
+        <w:rPr>
+          <w:rStyle w:val="VerbatimChar"/>
+        </w:rPr>
+        <w:t xml:space="preserve">supplementary_facts.ttl</w:t>
+      </w:r>
+      <w:r>
+        <w:t xml:space="preserve"> </w:t>
+      </w:r>
+      <w:r>
+        <w:t xml:space="preserve">с произвольными RDF-фактами в формате Turtle. При следующем запуске стадии интеграции эти факты будут подмешаны к итоговому графу документа.</w:t>
+      </w:r>
+    </w:p>
+    <w:p>
+      <w:pPr>
+        <w:pStyle w:val="BodyText"/>
+      </w:pPr>
+      <w:r>
+        <w:rPr>
+          <w:b/>
+          <w:bCs/>
+        </w:rPr>
+        <w:t xml:space="preserve">3.6 Создание и редактирование шаблонов извлечения</w:t>
+      </w:r>
+    </w:p>
+    <w:p>
+      <w:pPr>
+        <w:pStyle w:val="BodyText"/>
+      </w:pPr>
+      <w:r>
+        <w:t xml:space="preserve">На вкладке</w:t>
+      </w:r>
+      <w:r>
+        <w:t xml:space="preserve"> </w:t>
+      </w:r>
+      <w:r>
+        <w:rPr>
+          <w:i/>
+          <w:iCs/>
+        </w:rPr>
+        <w:t xml:space="preserve">Шаблоны</w:t>
+      </w:r>
+      <w:r>
+        <w:t xml:space="preserve"> </w:t>
+      </w:r>
+      <w:r>
+        <w:t xml:space="preserve">отображается список шаблонов системы и карточка выбранного шаблона с описанием, исходным кодом (с подсветкой синтаксиса) и сводным отчётом структурной валидации.</w:t>
+      </w:r>
+    </w:p>
+    <w:p>
+      <w:pPr>
+        <w:pStyle w:val="BodyText"/>
+      </w:pPr>
+      <w:r>
+        <w:t xml:space="preserve">Создание нового шаблона возможно в двух режимах:</w:t>
+      </w:r>
+    </w:p>
+    <w:p>
+      <w:pPr>
+        <w:pStyle w:val="Compact"/>
+        <w:numPr>
+          <w:ilvl w:val="0"/>
+          <w:numId w:val="1037"/>
+        </w:numPr>
+      </w:pPr>
+      <w:r>
+        <w:rPr>
+          <w:b/>
+          <w:bCs/>
+        </w:rPr>
+        <w:t xml:space="preserve">ручное создание</w:t>
+      </w:r>
+      <w:r>
+        <w:t xml:space="preserve"> </w:t>
+      </w:r>
+      <w:r>
+        <w:t xml:space="preserve">— пользователь нажимает кнопку добавления нового шаблона, задаёт имя и пишет код шаблона во внешнем редакторе по ссылке «Открыть в редакторе»; разработка кода опирается на программный интерфейс ядра системы (концепты, селекторы, извлекатели, нормализаторы, построитель графа);</w:t>
+      </w:r>
+    </w:p>
+    <w:p>
+      <w:pPr>
+        <w:pStyle w:val="Compact"/>
+        <w:numPr>
+          <w:ilvl w:val="0"/>
+          <w:numId w:val="1037"/>
+        </w:numPr>
+      </w:pPr>
+      <w:r>
+        <w:rPr>
+          <w:b/>
+          <w:bCs/>
+        </w:rPr>
+        <w:t xml:space="preserve">автоматизированная генерация заготовки</w:t>
+      </w:r>
+      <w:r>
+        <w:t xml:space="preserve"> </w:t>
+      </w:r>
+      <w:r>
+        <w:t xml:space="preserve">— пользователь нажимает кнопку</w:t>
+      </w:r>
+      <w:r>
+        <w:t xml:space="preserve"> </w:t>
+      </w:r>
+      <w:r>
+        <w:rPr>
+          <w:i/>
+          <w:iCs/>
+        </w:rPr>
+        <w:t xml:space="preserve">генерации шаблона</w:t>
+      </w:r>
+      <w:r>
+        <w:t xml:space="preserve">, указывает образец документа из числа уже загруженных; система выполняет два последовательных обращения к большой языковой модели — для формирования таблицы извлекаемых полей и для генерации исполняемого кода по этой таблице. Полученная заготовка открывается в карточке шаблона; ручная доводка выполняется через внешний редактор.</w:t>
+      </w:r>
+    </w:p>
+    <w:p>
+      <w:pPr>
+        <w:pStyle w:val="FirstParagraph"/>
+      </w:pPr>
+      <w:r>
+        <w:t xml:space="preserve">После любого изменения кода шаблона необходимо запустить структурную валидацию (кнопка «Проверить»). Отчёт содержит замечания шести категорий, разделённые по уровням важности «ошибка» и «предупреждение»; ошибки блокируют использование шаблона до их устранения.</w:t>
+      </w:r>
+    </w:p>
+    <w:p>
+      <w:pPr>
+        <w:pStyle w:val="BodyText"/>
+      </w:pPr>
+      <w:r>
+        <w:rPr>
+          <w:b/>
+          <w:bCs/>
+        </w:rPr>
+        <w:t xml:space="preserve">3.7 Просмотр онтологической модели</w:t>
+      </w:r>
+    </w:p>
+    <w:p>
+      <w:pPr>
+        <w:pStyle w:val="BodyText"/>
+      </w:pPr>
+      <w:r>
+        <w:t xml:space="preserve">На вкладке</w:t>
+      </w:r>
+      <w:r>
+        <w:t xml:space="preserve"> </w:t>
+      </w:r>
+      <w:r>
+        <w:rPr>
+          <w:i/>
+          <w:iCs/>
+        </w:rPr>
+        <w:t xml:space="preserve">Модель</w:t>
+      </w:r>
+      <w:r>
+        <w:t xml:space="preserve"> </w:t>
+      </w:r>
+      <w:r>
+        <w:t xml:space="preserve">отображается текущее состояние общей онтологической модели кафедры. Левая панель содержит иерархию классов и перечень индивидов; правая — карточку выбранного объекта.</w:t>
+      </w:r>
+    </w:p>
+    <w:p>
+      <w:pPr>
+        <w:pStyle w:val="BodyText"/>
+      </w:pPr>
+      <w:r>
+        <w:t xml:space="preserve">Особенностью интерфейса является</w:t>
+      </w:r>
+      <w:r>
+        <w:t xml:space="preserve"> </w:t>
+      </w:r>
+      <w:r>
+        <w:rPr>
+          <w:i/>
+          <w:iCs/>
+        </w:rPr>
+        <w:t xml:space="preserve">внутренняя навигация между связанными сущностями</w:t>
+      </w:r>
+      <w:r>
+        <w:t xml:space="preserve">: каждое имя класса или индивида в карточке отображается как гиперссылка; по щелчку выбранный объект становится текущим, а правая панель открывает его карточку. Это позволяет переходить по связям модели без обращения к глобальному поиску.</w:t>
+      </w:r>
+    </w:p>
+    <w:p>
+      <w:pPr>
+        <w:pStyle w:val="BodyText"/>
+      </w:pPr>
+      <w:r>
+        <w:t xml:space="preserve">Для каждого факта в карточке доступен диалог «Источник факта» с указанием документа-источника, шаблона, эффективной даты документа, применённой политики слияния и сведений о вытесненных конкурирующих фактах. Из диалога возможен прямой переход к карточке документа-источника на вкладке</w:t>
+      </w:r>
+      <w:r>
+        <w:t xml:space="preserve"> </w:t>
+      </w:r>
+      <w:r>
+        <w:rPr>
+          <w:i/>
+          <w:iCs/>
+        </w:rPr>
+        <w:t xml:space="preserve">Документы</w:t>
+      </w:r>
+      <w:r>
+        <w:t xml:space="preserve">.</w:t>
+      </w:r>
+    </w:p>
+    <w:p>
+      <w:pPr>
+        <w:pStyle w:val="BodyText"/>
+      </w:pPr>
+      <w:r>
+        <w:rPr>
+          <w:b/>
+          <w:bCs/>
+        </w:rPr>
+        <w:t xml:space="preserve">3.8 Откат и переобработка документа</w:t>
+      </w:r>
+    </w:p>
+    <w:p>
+      <w:pPr>
+        <w:pStyle w:val="BodyText"/>
+      </w:pPr>
+      <w:r>
+        <w:t xml:space="preserve">Откат документа из общей модели выполняется на карточке документа кнопкой «Откатить» — все ассоциированные с документом факты удаляются из общей модели с автоматической пересборкой её состояния из истории документов. Документ остаётся в системе, но переводится в статус «откатан»; для его повторного включения в модель достаточно запустить конвейер с любой стадии.</w:t>
+      </w:r>
+    </w:p>
+    <w:p>
+      <w:pPr>
+        <w:pStyle w:val="BodyText"/>
+      </w:pPr>
+      <w:r>
+        <w:t xml:space="preserve">Переобработка документа (например, после исправления шаблона или загрузки обновлённой версии исходного файла) реализована той же последовательностью «откатить — обработать заново» и поддерживается кнопкой «Сбросить и переобработать»; политики слияния с другими документами применяются заново с возможностью восстановления ранее вытесненных по дате фактов.</w:t>
+      </w:r>
+    </w:p>
+    <w:p>
+      <w:pPr>
+        <w:pStyle w:val="BodyText"/>
+      </w:pPr>
+      <w:r>
+        <w:rPr>
+          <w:b/>
+          <w:bCs/>
+        </w:rPr>
+        <w:t xml:space="preserve">3.9 Завершение программы</w:t>
+      </w:r>
+    </w:p>
+    <w:p>
+      <w:pPr>
+        <w:pStyle w:val="BodyText"/>
+      </w:pPr>
+      <w:r>
+        <w:t xml:space="preserve">Завершение работы программы выполняется штатным закрытием главного окна приложения. Все промежуточные результаты и пользовательские правки автоматически сохранены в каталоге</w:t>
+      </w:r>
+      <w:r>
+        <w:t xml:space="preserve"> </w:t>
+      </w:r>
+      <w:r>
+        <w:rPr>
+          <w:rStyle w:val="VerbatimChar"/>
+        </w:rPr>
+        <w:t xml:space="preserve">.data/</w:t>
+      </w:r>
+      <w:r>
+        <w:t xml:space="preserve"> </w:t>
+      </w:r>
+      <w:r>
+        <w:t xml:space="preserve">в персистентном виде и будут доступны при следующем запуске.</w:t>
+      </w:r>
+    </w:p>
+    <w:bookmarkEnd w:id="124"/>
+    <w:bookmarkStart w:id="125" w:name="сообщения-оператору"/>
+    <w:p>
+      <w:pPr>
+        <w:pStyle w:val="2"/>
+      </w:pPr>
+      <w:r>
+        <w:t xml:space="preserve">4. Сообщения оператору</w:t>
+      </w:r>
+    </w:p>
+    <w:p>
+      <w:pPr>
+        <w:pStyle w:val="FirstParagraph"/>
+      </w:pPr>
+      <w:r>
+        <w:t xml:space="preserve">Программа взаимодействует с оператором через графический интерфейс и журналы. Виды диагностических сообщений сгруппированы следующим образом.</w:t>
+      </w:r>
+    </w:p>
+    <w:p>
+      <w:pPr>
+        <w:pStyle w:val="BodyText"/>
+      </w:pPr>
+      <w:r>
+        <w:rPr>
+          <w:b/>
+          <w:bCs/>
+        </w:rPr>
+        <w:t xml:space="preserve">Индикатор статуса документа</w:t>
+      </w:r>
+      <w:r>
+        <w:t xml:space="preserve"> </w:t>
+      </w:r>
+      <w:r>
+        <w:t xml:space="preserve">в верхней части карточки документа показывает достигнутую стадию конвейера и при наличии ошибки — краткое поясняющее сообщение (например, «формат документа не поддерживается», «не удалось определить класс документа», «извлечённый граф неполный»). Кнопки запуска и продолжения обработки становятся доступны или недоступны в зависимости от текущего статуса.</w:t>
+      </w:r>
+    </w:p>
+    <w:p>
+      <w:pPr>
+        <w:pStyle w:val="BodyText"/>
+      </w:pPr>
+      <w:r>
+        <w:rPr>
+          <w:b/>
+          <w:bCs/>
+        </w:rPr>
+        <w:t xml:space="preserve">Отчёт структурной валидации шаблона</w:t>
+      </w:r>
+      <w:r>
+        <w:t xml:space="preserve"> </w:t>
+      </w:r>
+      <w:r>
+        <w:t xml:space="preserve">отображается в карточке шаблона; замечания разделены по уровням важности с указанием позиции в исходном коде (номер строки и колонки). Замечания уровня «ошибка» блокируют использование шаблона; замечания уровня «предупреждение» допускают использование, но требуют внимания автора.</w:t>
+      </w:r>
+    </w:p>
+    <w:p>
+      <w:pPr>
+        <w:pStyle w:val="BodyText"/>
+      </w:pPr>
+      <w:r>
+        <w:rPr>
+          <w:b/>
+          <w:bCs/>
+        </w:rPr>
+        <w:t xml:space="preserve">Подсказка по опечаткам в обращениях к терминам онтологии</w:t>
+      </w:r>
+      <w:r>
+        <w:t xml:space="preserve"> </w:t>
+      </w:r>
+      <w:r>
+        <w:t xml:space="preserve">— особый случай предупреждения структурной валидации: при обращении к несуществующему термину онтологии система предлагает ближайший по написанию валидный термин.</w:t>
+      </w:r>
+    </w:p>
+    <w:p>
+      <w:pPr>
+        <w:pStyle w:val="BodyText"/>
+      </w:pPr>
+      <w:r>
+        <w:rPr>
+          <w:b/>
+          <w:bCs/>
+        </w:rPr>
+        <w:t xml:space="preserve">Подсветка в редакторе графа фактов</w:t>
+      </w:r>
+      <w:r>
+        <w:t xml:space="preserve"> </w:t>
+      </w:r>
+      <w:r>
+        <w:t xml:space="preserve">— визуальное обозначение неполных и переопределённых узлов и триплетов разными оттенками. Для каждого неполного узла доступно пояснение причины и ссылка на поле-источник; для каждого переопределённого — кнопка возврата к исходному значению.</w:t>
+      </w:r>
+    </w:p>
+    <w:p>
+      <w:pPr>
+        <w:pStyle w:val="BodyText"/>
+      </w:pPr>
+      <w:r>
+        <w:rPr>
+          <w:b/>
+          <w:bCs/>
+        </w:rPr>
+        <w:t xml:space="preserve">Журнал работы приложения</w:t>
+      </w:r>
+      <w:r>
+        <w:t xml:space="preserve"> </w:t>
+      </w:r>
+      <w:r>
+        <w:t xml:space="preserve">(</w:t>
+      </w:r>
+      <w:r>
+        <w:rPr>
+          <w:rStyle w:val="VerbatimChar"/>
+        </w:rPr>
+        <w:t xml:space="preserve">.data/logs/app.log</w:t>
+      </w:r>
+      <w:r>
+        <w:t xml:space="preserve">) — текстовый файл, содержащий записи о каждом запуске стадии конвейера, обо всех событиях слияния с общей моделью, об ошибках и предупреждениях. Предназначен для технического специалиста при расследовании проблем.</w:t>
+      </w:r>
+    </w:p>
+    <w:p>
+      <w:pPr>
+        <w:pStyle w:val="BodyText"/>
+      </w:pPr>
+      <w:r>
+        <w:rPr>
+          <w:b/>
+          <w:bCs/>
+        </w:rPr>
+        <w:t xml:space="preserve">Журнал обращений к большой языковой модели</w:t>
+      </w:r>
+      <w:r>
+        <w:t xml:space="preserve"> </w:t>
+      </w:r>
+      <w:r>
+        <w:t xml:space="preserve">(</w:t>
+      </w:r>
+      <w:r>
+        <w:rPr>
+          <w:rStyle w:val="VerbatimChar"/>
+        </w:rPr>
+        <w:t xml:space="preserve">.data/logs/agents.log</w:t>
+      </w:r>
+      <w:r>
+        <w:t xml:space="preserve">) — отдельный текстовый файл, содержащий полные тексты системного и пользовательского промптов, ответ модели и длительность обращения. Позволяет в любой момент восстановить контекст принятого моделью решения.</w:t>
+      </w:r>
+    </w:p>
+    <w:p>
+      <w:pPr>
+        <w:pStyle w:val="BodyText"/>
+      </w:pPr>
+      <w:r>
+        <w:rPr>
+          <w:b/>
+          <w:bCs/>
+        </w:rPr>
+        <w:t xml:space="preserve">Отчёт о слиянии документа</w:t>
+      </w:r>
+      <w:r>
+        <w:t xml:space="preserve"> </w:t>
+      </w:r>
+      <w:r>
+        <w:t xml:space="preserve">(</w:t>
+      </w:r>
+      <w:r>
+        <w:rPr>
+          <w:rStyle w:val="VerbatimChar"/>
+        </w:rPr>
+        <w:t xml:space="preserve">ontology_merge_report.json</w:t>
+      </w:r>
+      <w:r>
+        <w:t xml:space="preserve"> </w:t>
+      </w:r>
+      <w:r>
+        <w:t xml:space="preserve">в каталоге документа) — структурированный отчёт о фактах, добавленных, заменённых и отклонённых при последнем слиянии документа с общей моделью. Используется при разборе несоответствий ожиданий пользователя и фактического содержания модели.</w:t>
+      </w:r>
+    </w:p>
+    <w:bookmarkEnd w:id="125"/>
+    <w:bookmarkStart w:id="126" w:name="лист-регистрации-изменений-1"/>
+    <w:p>
+      <w:pPr>
+        <w:pStyle w:val="2"/>
+      </w:pPr>
+      <w:r>
+        <w:t xml:space="preserve">5. Лист регистрации изменений</w:t>
+      </w:r>
+    </w:p>
+    <w:p>
+      <w:pPr>
+        <w:pStyle w:val="FirstParagraph"/>
+      </w:pPr>
+      <w:r>
+        <w:t xml:space="preserve">Лист регистрации изменений приведён в таблице 2.</w:t>
+      </w:r>
+    </w:p>
+    <w:p>
+      <w:pPr>
+        <w:pStyle w:val="BodyText"/>
+      </w:pPr>
+      <w:r>
+        <w:rPr>
+          <w:i/>
+          <w:iCs/>
+        </w:rPr>
+        <w:t xml:space="preserve">Таблица 2 — Лист регистрации изменений в программном документе «Руководство оператора».</w:t>
+      </w:r>
+    </w:p>
+    <w:tbl>
+      <w:tblPr>
+        <w:tblStyle w:val="Table"/>
+        <w:tblW w:type="pct" w:w="5000"/>
+        <w:tblLayout w:type="fixed"/>
+        <w:tblLook w:firstRow="0" w:lastRow="0" w:firstColumn="0" w:lastColumn="0" w:noHBand="0" w:noVBand="0" w:val="0000"/>
+      </w:tblPr>
+      <w:tblGrid>
+        <w:gridCol w:w="792"/>
+        <w:gridCol w:w="792"/>
+        <w:gridCol w:w="792"/>
+        <w:gridCol w:w="792"/>
+        <w:gridCol w:w="792"/>
+        <w:gridCol w:w="792"/>
+        <w:gridCol w:w="792"/>
+        <w:gridCol w:w="792"/>
+        <w:gridCol w:w="792"/>
+        <w:gridCol w:w="792"/>
+      </w:tblGrid>
+      <w:tr>
+        <w:tc>
+          <w:tcPr/>
+          <w:p>
+            <w:pPr>
+              <w:pStyle w:val="Compact"/>
+            </w:pPr>
+            <w:r>
+              <w:t xml:space="preserve">Лист регистрации изменений</w:t>
+            </w:r>
+          </w:p>
+        </w:tc>
+        <w:tc>
+          <w:tcPr/>
+          <w:p>
+            <w:pPr>
+              <w:pStyle w:val="Compact"/>
+            </w:pPr>
+          </w:p>
+        </w:tc>
+        <w:tc>
+          <w:tcPr/>
+          <w:p>
+            <w:pPr>
+              <w:pStyle w:val="Compact"/>
+            </w:pPr>
+          </w:p>
+        </w:tc>
+        <w:tc>
+          <w:tcPr/>
+          <w:p>
+            <w:pPr>
+              <w:pStyle w:val="Compact"/>
+            </w:pPr>
+          </w:p>
+        </w:tc>
+        <w:tc>
+          <w:tcPr/>
+          <w:p>
+            <w:pPr>
+              <w:pStyle w:val="Compact"/>
+            </w:pPr>
+          </w:p>
+        </w:tc>
+        <w:tc>
+          <w:tcPr/>
+          <w:p>
+            <w:pPr>
+              <w:pStyle w:val="Compact"/>
+            </w:pPr>
+          </w:p>
+        </w:tc>
+        <w:tc>
+          <w:tcPr/>
+          <w:p>
+            <w:pPr>
+              <w:pStyle w:val="Compact"/>
+            </w:pPr>
+          </w:p>
+        </w:tc>
+        <w:tc>
+          <w:tcPr/>
+          <w:p>
+            <w:pPr>
+              <w:pStyle w:val="Compact"/>
+            </w:pPr>
+          </w:p>
+        </w:tc>
+        <w:tc>
+          <w:tcPr/>
+          <w:p>
+            <w:pPr>
+              <w:pStyle w:val="Compact"/>
+            </w:pPr>
+          </w:p>
+        </w:tc>
+        <w:tc>
+          <w:tcPr/>
+          <w:p>
+            <w:pPr>
+              <w:pStyle w:val="Compact"/>
+            </w:pPr>
+          </w:p>
+        </w:tc>
+      </w:tr>
+      <w:tr>
+        <w:tc>
+          <w:tcPr/>
+          <w:p>
+            <w:pPr>
+              <w:pStyle w:val="Compact"/>
+            </w:pPr>
+            <w:r>
+              <w:t xml:space="preserve">Номера листов (страниц)</w:t>
+            </w:r>
+          </w:p>
+        </w:tc>
+        <w:tc>
+          <w:tcPr/>
+          <w:p>
+            <w:pPr>
+              <w:pStyle w:val="Compact"/>
+            </w:pPr>
+          </w:p>
+        </w:tc>
+        <w:tc>
+          <w:tcPr/>
+          <w:p>
+            <w:pPr>
+              <w:pStyle w:val="Compact"/>
+            </w:pPr>
+          </w:p>
+        </w:tc>
+        <w:tc>
+          <w:tcPr/>
+          <w:p>
+            <w:pPr>
+              <w:pStyle w:val="Compact"/>
+            </w:pPr>
+          </w:p>
+        </w:tc>
+        <w:tc>
+          <w:tcPr/>
+          <w:p>
+            <w:pPr>
+              <w:pStyle w:val="Compact"/>
+            </w:pPr>
+          </w:p>
+        </w:tc>
+        <w:tc>
+          <w:tcPr/>
+          <w:p>
+            <w:pPr>
+              <w:pStyle w:val="Compact"/>
+            </w:pPr>
+            <w:r>
+              <w:t xml:space="preserve">Всего листов (страниц) в документе</w:t>
+            </w:r>
+          </w:p>
+        </w:tc>
+        <w:tc>
+          <w:tcPr/>
+          <w:p>
+            <w:pPr>
+              <w:pStyle w:val="Compact"/>
+            </w:pPr>
+            <w:r>
+              <w:t xml:space="preserve">№ документа</w:t>
+            </w:r>
+          </w:p>
+        </w:tc>
+        <w:tc>
+          <w:tcPr/>
+          <w:p>
+            <w:pPr>
+              <w:pStyle w:val="Compact"/>
+            </w:pPr>
+            <w:r>
+              <w:t xml:space="preserve">Входящий № сопроводительного документа</w:t>
+            </w:r>
+          </w:p>
+        </w:tc>
+        <w:tc>
+          <w:tcPr/>
+          <w:p>
+            <w:pPr>
+              <w:pStyle w:val="Compact"/>
+            </w:pPr>
+            <w:r>
+              <w:t xml:space="preserve">Подпись</w:t>
+            </w:r>
+          </w:p>
+        </w:tc>
+        <w:tc>
+          <w:tcPr/>
+          <w:p>
+            <w:pPr>
+              <w:pStyle w:val="Compact"/>
+            </w:pPr>
+            <w:r>
+              <w:t xml:space="preserve">Дата</w:t>
+            </w:r>
+          </w:p>
+        </w:tc>
+      </w:tr>
+      <w:tr>
+        <w:tc>
+          <w:tcPr/>
+          <w:p>
+            <w:pPr>
+              <w:pStyle w:val="Compact"/>
+            </w:pPr>
+            <w:r>
+              <w:t xml:space="preserve">Номер Изм.</w:t>
+            </w:r>
+          </w:p>
+        </w:tc>
+        <w:tc>
+          <w:tcPr/>
+          <w:p>
+            <w:pPr>
+              <w:pStyle w:val="Compact"/>
+            </w:pPr>
+            <w:r>
+              <w:t xml:space="preserve">изменённых</w:t>
+            </w:r>
+          </w:p>
+        </w:tc>
+        <w:tc>
+          <w:tcPr/>
+          <w:p>
+            <w:pPr>
+              <w:pStyle w:val="Compact"/>
+            </w:pPr>
+            <w:r>
+              <w:t xml:space="preserve">заменённых</w:t>
+            </w:r>
+          </w:p>
+        </w:tc>
+        <w:tc>
+          <w:tcPr/>
+          <w:p>
+            <w:pPr>
+              <w:pStyle w:val="Compact"/>
+            </w:pPr>
+            <w:r>
+              <w:t xml:space="preserve">новых</w:t>
+            </w:r>
+          </w:p>
+        </w:tc>
+        <w:tc>
+          <w:tcPr/>
+          <w:p>
+            <w:pPr>
+              <w:pStyle w:val="Compact"/>
+            </w:pPr>
+            <w:r>
+              <w:t xml:space="preserve">аннулированных</w:t>
+            </w:r>
+          </w:p>
+        </w:tc>
+        <w:tc>
+          <w:tcPr/>
+          <w:p>
+            <w:pPr>
+              <w:pStyle w:val="Compact"/>
+            </w:pPr>
+          </w:p>
+        </w:tc>
+        <w:tc>
+          <w:tcPr/>
+          <w:p>
+            <w:pPr>
+              <w:pStyle w:val="Compact"/>
+            </w:pPr>
+          </w:p>
+        </w:tc>
+        <w:tc>
+          <w:tcPr/>
+          <w:p>
+            <w:pPr>
+              <w:pStyle w:val="Compact"/>
+            </w:pPr>
+          </w:p>
+        </w:tc>
+        <w:tc>
+          <w:tcPr/>
+          <w:p>
+            <w:pPr>
+              <w:pStyle w:val="Compact"/>
+            </w:pPr>
+          </w:p>
+        </w:tc>
+        <w:tc>
+          <w:tcPr/>
+          <w:p>
+            <w:pPr>
+              <w:pStyle w:val="Compact"/>
+            </w:pPr>
+          </w:p>
+        </w:tc>
+      </w:tr>
+      <w:tr>
+        <w:tc>
+          <w:tcPr/>
+          <w:p>
+            <w:pPr>
+              <w:pStyle w:val="Compact"/>
+            </w:pPr>
+          </w:p>
+        </w:tc>
+        <w:tc>
+          <w:tcPr/>
+          <w:p>
+            <w:pPr>
+              <w:pStyle w:val="Compact"/>
+            </w:pPr>
+          </w:p>
+        </w:tc>
+        <w:tc>
+          <w:tcPr/>
+          <w:p>
+            <w:pPr>
+              <w:pStyle w:val="Compact"/>
+            </w:pPr>
+          </w:p>
+        </w:tc>
+        <w:tc>
+          <w:tcPr/>
+          <w:p>
+            <w:pPr>
+              <w:pStyle w:val="Compact"/>
+            </w:pPr>
+          </w:p>
+        </w:tc>
+        <w:tc>
+          <w:tcPr/>
+          <w:p>
+            <w:pPr>
+              <w:pStyle w:val="Compact"/>
+            </w:pPr>
+          </w:p>
+        </w:tc>
+        <w:tc>
+          <w:tcPr/>
+          <w:p>
+            <w:pPr>
+              <w:pStyle w:val="Compact"/>
+            </w:pPr>
+          </w:p>
+        </w:tc>
+        <w:tc>
+          <w:tcPr/>
+          <w:p>
+            <w:pPr>
+              <w:pStyle w:val="Compact"/>
+            </w:pPr>
+          </w:p>
+        </w:tc>
+        <w:tc>
+          <w:tcPr/>
+          <w:p>
+            <w:pPr>
+              <w:pStyle w:val="Compact"/>
+            </w:pPr>
+          </w:p>
+        </w:tc>
+        <w:tc>
+          <w:tcPr/>
+          <w:p>
+            <w:pPr>
+              <w:pStyle w:val="Compact"/>
+            </w:pPr>
+          </w:p>
+        </w:tc>
+        <w:tc>
+          <w:tcPr/>
+          <w:p>
+            <w:pPr>
+              <w:pStyle w:val="Compact"/>
+            </w:pPr>
+          </w:p>
+        </w:tc>
+      </w:tr>
+      <w:tr>
+        <w:tc>
+          <w:tcPr/>
+          <w:p>
+            <w:pPr>
+              <w:pStyle w:val="Compact"/>
+            </w:pPr>
+          </w:p>
+        </w:tc>
+        <w:tc>
+          <w:tcPr/>
+          <w:p>
+            <w:pPr>
+              <w:pStyle w:val="Compact"/>
+            </w:pPr>
+          </w:p>
+        </w:tc>
+        <w:tc>
+          <w:tcPr/>
+          <w:p>
+            <w:pPr>
+              <w:pStyle w:val="Compact"/>
+            </w:pPr>
+          </w:p>
+        </w:tc>
+        <w:tc>
+          <w:tcPr/>
+          <w:p>
+            <w:pPr>
+              <w:pStyle w:val="Compact"/>
+            </w:pPr>
+          </w:p>
+        </w:tc>
+        <w:tc>
+          <w:tcPr/>
+          <w:p>
+            <w:pPr>
+              <w:pStyle w:val="Compact"/>
+            </w:pPr>
+          </w:p>
+        </w:tc>
+        <w:tc>
+          <w:tcPr/>
+          <w:p>
+            <w:pPr>
+              <w:pStyle w:val="Compact"/>
+            </w:pPr>
+          </w:p>
+        </w:tc>
+        <w:tc>
+          <w:tcPr/>
+          <w:p>
+            <w:pPr>
+              <w:pStyle w:val="Compact"/>
+            </w:pPr>
+          </w:p>
+        </w:tc>
+        <w:tc>
+          <w:tcPr/>
+          <w:p>
+            <w:pPr>
+              <w:pStyle w:val="Compact"/>
+            </w:pPr>
+          </w:p>
+        </w:tc>
+        <w:tc>
+          <w:tcPr/>
+          <w:p>
+            <w:pPr>
+              <w:pStyle w:val="Compact"/>
+            </w:pPr>
+          </w:p>
+        </w:tc>
+        <w:tc>
+          <w:tcPr/>
+          <w:p>
+            <w:pPr>
+              <w:pStyle w:val="Compact"/>
+            </w:pPr>
+          </w:p>
+        </w:tc>
+      </w:tr>
+      <w:tr>
+        <w:tc>
+          <w:tcPr/>
+          <w:p>
+            <w:pPr>
+              <w:pStyle w:val="Compact"/>
+            </w:pPr>
+          </w:p>
+        </w:tc>
+        <w:tc>
+          <w:tcPr/>
+          <w:p>
+            <w:pPr>
+              <w:pStyle w:val="Compact"/>
+            </w:pPr>
+          </w:p>
+        </w:tc>
+        <w:tc>
+          <w:tcPr/>
+          <w:p>
+            <w:pPr>
+              <w:pStyle w:val="Compact"/>
+            </w:pPr>
+          </w:p>
+        </w:tc>
+        <w:tc>
+          <w:tcPr/>
+          <w:p>
+            <w:pPr>
+              <w:pStyle w:val="Compact"/>
+            </w:pPr>
+          </w:p>
+        </w:tc>
+        <w:tc>
+          <w:tcPr/>
+          <w:p>
+            <w:pPr>
+              <w:pStyle w:val="Compact"/>
+            </w:pPr>
+          </w:p>
+        </w:tc>
+        <w:tc>
+          <w:tcPr/>
+          <w:p>
+            <w:pPr>
+              <w:pStyle w:val="Compact"/>
+            </w:pPr>
+          </w:p>
+        </w:tc>
+        <w:tc>
+          <w:tcPr/>
+          <w:p>
+            <w:pPr>
+              <w:pStyle w:val="Compact"/>
+            </w:pPr>
+          </w:p>
+        </w:tc>
+        <w:tc>
+          <w:tcPr/>
+          <w:p>
+            <w:pPr>
+              <w:pStyle w:val="Compact"/>
+            </w:pPr>
+          </w:p>
+        </w:tc>
+        <w:tc>
+          <w:tcPr/>
+          <w:p>
+            <w:pPr>
+              <w:pStyle w:val="Compact"/>
+            </w:pPr>
+          </w:p>
+        </w:tc>
+        <w:tc>
+          <w:tcPr/>
+          <w:p>
+            <w:pPr>
+              <w:pStyle w:val="Compact"/>
+            </w:pPr>
+          </w:p>
+        </w:tc>
+      </w:tr>
+      <w:tr>
+        <w:tc>
+          <w:tcPr/>
+          <w:p>
+            <w:pPr>
+              <w:pStyle w:val="Compact"/>
+            </w:pPr>
+          </w:p>
+        </w:tc>
+        <w:tc>
+          <w:tcPr/>
+          <w:p>
+            <w:pPr>
+              <w:pStyle w:val="Compact"/>
+            </w:pPr>
+          </w:p>
+        </w:tc>
+        <w:tc>
+          <w:tcPr/>
+          <w:p>
+            <w:pPr>
+              <w:pStyle w:val="Compact"/>
+            </w:pPr>
+          </w:p>
+        </w:tc>
+        <w:tc>
+          <w:tcPr/>
+          <w:p>
+            <w:pPr>
+              <w:pStyle w:val="Compact"/>
+            </w:pPr>
+          </w:p>
+        </w:tc>
+        <w:tc>
+          <w:tcPr/>
+          <w:p>
+            <w:pPr>
+              <w:pStyle w:val="Compact"/>
+            </w:pPr>
+          </w:p>
+        </w:tc>
+        <w:tc>
+          <w:tcPr/>
+          <w:p>
+            <w:pPr>
+              <w:pStyle w:val="Compact"/>
+            </w:pPr>
+          </w:p>
+        </w:tc>
+        <w:tc>
+          <w:tcPr/>
+          <w:p>
+            <w:pPr>
+              <w:pStyle w:val="Compact"/>
+            </w:pPr>
+          </w:p>
+        </w:tc>
+        <w:tc>
+          <w:tcPr/>
+          <w:p>
+            <w:pPr>
+              <w:pStyle w:val="Compact"/>
+            </w:pPr>
+          </w:p>
+        </w:tc>
+        <w:tc>
+          <w:tcPr/>
+          <w:p>
+            <w:pPr>
+              <w:pStyle w:val="Compact"/>
+            </w:pPr>
+          </w:p>
+        </w:tc>
+        <w:tc>
+          <w:tcPr/>
+          <w:p>
+            <w:pPr>
+              <w:pStyle w:val="Compact"/>
+            </w:pPr>
+          </w:p>
+        </w:tc>
+      </w:tr>
+      <w:tr>
+        <w:tc>
+          <w:tcPr/>
+          <w:p>
+            <w:pPr>
+              <w:pStyle w:val="Compact"/>
+            </w:pPr>
+          </w:p>
+        </w:tc>
+        <w:tc>
+          <w:tcPr/>
+          <w:p>
+            <w:pPr>
+              <w:pStyle w:val="Compact"/>
+            </w:pPr>
+          </w:p>
+        </w:tc>
+        <w:tc>
+          <w:tcPr/>
+          <w:p>
+            <w:pPr>
+              <w:pStyle w:val="Compact"/>
+            </w:pPr>
+          </w:p>
+        </w:tc>
+        <w:tc>
+          <w:tcPr/>
+          <w:p>
+            <w:pPr>
+              <w:pStyle w:val="Compact"/>
+            </w:pPr>
+          </w:p>
+        </w:tc>
+        <w:tc>
+          <w:tcPr/>
+          <w:p>
+            <w:pPr>
+              <w:pStyle w:val="Compact"/>
+            </w:pPr>
+          </w:p>
+        </w:tc>
+        <w:tc>
+          <w:tcPr/>
+          <w:p>
+            <w:pPr>
+              <w:pStyle w:val="Compact"/>
+            </w:pPr>
+          </w:p>
+        </w:tc>
+        <w:tc>
+          <w:tcPr/>
+          <w:p>
+            <w:pPr>
+              <w:pStyle w:val="Compact"/>
+            </w:pPr>
+          </w:p>
+        </w:tc>
+        <w:tc>
+          <w:tcPr/>
+          <w:p>
+            <w:pPr>
+              <w:pStyle w:val="Compact"/>
+            </w:pPr>
+          </w:p>
+        </w:tc>
+        <w:tc>
+          <w:tcPr/>
+          <w:p>
+            <w:pPr>
+              <w:pStyle w:val="Compact"/>
+            </w:pPr>
+          </w:p>
+        </w:tc>
+        <w:tc>
+          <w:tcPr/>
+          <w:p>
+            <w:pPr>
+              <w:pStyle w:val="Compact"/>
+            </w:pPr>
+          </w:p>
+        </w:tc>
+      </w:tr>
+      <w:tr>
+        <w:tc>
+          <w:tcPr/>
+          <w:p>
+            <w:pPr>
+              <w:pStyle w:val="Compact"/>
+            </w:pPr>
+          </w:p>
+        </w:tc>
+        <w:tc>
+          <w:tcPr/>
+          <w:p>
+            <w:pPr>
+              <w:pStyle w:val="Compact"/>
+            </w:pPr>
+          </w:p>
+        </w:tc>
+        <w:tc>
+          <w:tcPr/>
+          <w:p>
+            <w:pPr>
+              <w:pStyle w:val="Compact"/>
+            </w:pPr>
+          </w:p>
+        </w:tc>
+        <w:tc>
+          <w:tcPr/>
+          <w:p>
+            <w:pPr>
+              <w:pStyle w:val="Compact"/>
+            </w:pPr>
+          </w:p>
+        </w:tc>
+        <w:tc>
+          <w:tcPr/>
+          <w:p>
+            <w:pPr>
+              <w:pStyle w:val="Compact"/>
+            </w:pPr>
+          </w:p>
+        </w:tc>
+        <w:tc>
+          <w:tcPr/>
+          <w:p>
+            <w:pPr>
+              <w:pStyle w:val="Compact"/>
+            </w:pPr>
+          </w:p>
+        </w:tc>
+        <w:tc>
+          <w:tcPr/>
+          <w:p>
+            <w:pPr>
+              <w:pStyle w:val="Compact"/>
+            </w:pPr>
+          </w:p>
+        </w:tc>
+        <w:tc>
+          <w:tcPr/>
+          <w:p>
+            <w:pPr>
+              <w:pStyle w:val="Compact"/>
+            </w:pPr>
+          </w:p>
+        </w:tc>
+        <w:tc>
+          <w:tcPr/>
+          <w:p>
+            <w:pPr>
+              <w:pStyle w:val="Compact"/>
+            </w:pPr>
+          </w:p>
+        </w:tc>
+        <w:tc>
+          <w:tcPr/>
+          <w:p>
+            <w:pPr>
+              <w:pStyle w:val="Compact"/>
+            </w:pPr>
+          </w:p>
+        </w:tc>
+      </w:tr>
+    </w:tbl>
+    <w:bookmarkEnd w:id="126"/>
+    <w:bookmarkEnd w:id="127"/>
     <w:sectPr>
       <w:footerReference r:id="rId8" w:type="default"/>
       <w:pgSz w:h="16838" w:w="11906"/>
@@ -35176,6 +40056,91 @@
     </w:lvl>
     <w:lvl w:ilvl="8">
       <w:start w:val="17"/>
+      <w:numFmt w:val="decimal"/>
+      <w:lvlText w:val="%9."/>
+      <w:lvlJc w:val="left"/>
+      <w:pPr>
+        <w:ind w:left="6480" w:hanging="360"/>
+      </w:pPr>
+    </w:lvl>
+  </w:abstractNum>
+  <w:abstractNum w:abstractNumId="99415">
+    <w:nsid w:val="00A99415"/>
+    <w:multiLevelType w:val="multilevel"/>
+    <w:lvl w:ilvl="0">
+      <w:start w:val="5"/>
+      <w:numFmt w:val="decimal"/>
+      <w:lvlText w:val="%1."/>
+      <w:lvlJc w:val="left"/>
+      <w:pPr>
+        <w:ind w:left="720" w:hanging="360"/>
+      </w:pPr>
+    </w:lvl>
+    <w:lvl w:ilvl="1">
+      <w:start w:val="5"/>
+      <w:numFmt w:val="decimal"/>
+      <w:lvlText w:val="%2."/>
+      <w:lvlJc w:val="left"/>
+      <w:pPr>
+        <w:ind w:left="1440" w:hanging="360"/>
+      </w:pPr>
+    </w:lvl>
+    <w:lvl w:ilvl="2">
+      <w:start w:val="5"/>
+      <w:numFmt w:val="decimal"/>
+      <w:lvlText w:val="%3."/>
+      <w:lvlJc w:val="left"/>
+      <w:pPr>
+        <w:ind w:left="2160" w:hanging="360"/>
+      </w:pPr>
+    </w:lvl>
+    <w:lvl w:ilvl="3">
+      <w:start w:val="5"/>
+      <w:numFmt w:val="decimal"/>
+      <w:lvlText w:val="%4."/>
+      <w:lvlJc w:val="left"/>
+      <w:pPr>
+        <w:ind w:left="2880" w:hanging="360"/>
+      </w:pPr>
+    </w:lvl>
+    <w:lvl w:ilvl="4">
+      <w:start w:val="5"/>
+      <w:numFmt w:val="decimal"/>
+      <w:lvlText w:val="%5."/>
+      <w:lvlJc w:val="left"/>
+      <w:pPr>
+        <w:ind w:left="3600" w:hanging="360"/>
+      </w:pPr>
+    </w:lvl>
+    <w:lvl w:ilvl="5">
+      <w:start w:val="5"/>
+      <w:numFmt w:val="decimal"/>
+      <w:lvlText w:val="%6."/>
+      <w:lvlJc w:val="left"/>
+      <w:pPr>
+        <w:ind w:left="4320" w:hanging="360"/>
+      </w:pPr>
+    </w:lvl>
+    <w:lvl w:ilvl="6">
+      <w:start w:val="5"/>
+      <w:numFmt w:val="decimal"/>
+      <w:lvlText w:val="%7."/>
+      <w:lvlJc w:val="left"/>
+      <w:pPr>
+        <w:ind w:left="5040" w:hanging="360"/>
+      </w:pPr>
+    </w:lvl>
+    <w:lvl w:ilvl="7">
+      <w:start w:val="5"/>
+      <w:numFmt w:val="decimal"/>
+      <w:lvlText w:val="%8."/>
+      <w:lvlJc w:val="left"/>
+      <w:pPr>
+        <w:ind w:left="5760" w:hanging="360"/>
+      </w:pPr>
+    </w:lvl>
+    <w:lvl w:ilvl="8">
+      <w:start w:val="5"/>
       <w:numFmt w:val="decimal"/>
       <w:lvlText w:val="%9."/>
       <w:lvlJc w:val="left"/>
@@ -35786,6 +40751,306 @@
     <w:lvlOverride w:ilvl="8">
       <w:startOverride w:val="17"/>
     </w:lvlOverride>
+  </w:num>
+  <w:num w:numId="1019">
+    <w:abstractNumId w:val="99411"/>
+    <w:lvlOverride w:ilvl="0">
+      <w:startOverride w:val="1"/>
+    </w:lvlOverride>
+    <w:lvlOverride w:ilvl="1">
+      <w:startOverride w:val="1"/>
+    </w:lvlOverride>
+    <w:lvlOverride w:ilvl="2">
+      <w:startOverride w:val="1"/>
+    </w:lvlOverride>
+    <w:lvlOverride w:ilvl="3">
+      <w:startOverride w:val="1"/>
+    </w:lvlOverride>
+    <w:lvlOverride w:ilvl="4">
+      <w:startOverride w:val="1"/>
+    </w:lvlOverride>
+    <w:lvlOverride w:ilvl="5">
+      <w:startOverride w:val="1"/>
+    </w:lvlOverride>
+    <w:lvlOverride w:ilvl="6">
+      <w:startOverride w:val="1"/>
+    </w:lvlOverride>
+    <w:lvlOverride w:ilvl="7">
+      <w:startOverride w:val="1"/>
+    </w:lvlOverride>
+    <w:lvlOverride w:ilvl="8">
+      <w:startOverride w:val="1"/>
+    </w:lvlOverride>
+  </w:num>
+  <w:num w:numId="1020">
+    <w:abstractNumId w:val="991"/>
+  </w:num>
+  <w:num w:numId="1021">
+    <w:abstractNumId w:val="991"/>
+  </w:num>
+  <w:num w:numId="1022">
+    <w:abstractNumId w:val="99411"/>
+    <w:lvlOverride w:ilvl="0">
+      <w:startOverride w:val="1"/>
+    </w:lvlOverride>
+    <w:lvlOverride w:ilvl="1">
+      <w:startOverride w:val="1"/>
+    </w:lvlOverride>
+    <w:lvlOverride w:ilvl="2">
+      <w:startOverride w:val="1"/>
+    </w:lvlOverride>
+    <w:lvlOverride w:ilvl="3">
+      <w:startOverride w:val="1"/>
+    </w:lvlOverride>
+    <w:lvlOverride w:ilvl="4">
+      <w:startOverride w:val="1"/>
+    </w:lvlOverride>
+    <w:lvlOverride w:ilvl="5">
+      <w:startOverride w:val="1"/>
+    </w:lvlOverride>
+    <w:lvlOverride w:ilvl="6">
+      <w:startOverride w:val="1"/>
+    </w:lvlOverride>
+    <w:lvlOverride w:ilvl="7">
+      <w:startOverride w:val="1"/>
+    </w:lvlOverride>
+    <w:lvlOverride w:ilvl="8">
+      <w:startOverride w:val="1"/>
+    </w:lvlOverride>
+  </w:num>
+  <w:num w:numId="1023">
+    <w:abstractNumId w:val="991"/>
+  </w:num>
+  <w:num w:numId="1024">
+    <w:abstractNumId w:val="99411"/>
+    <w:lvlOverride w:ilvl="0">
+      <w:startOverride w:val="1"/>
+    </w:lvlOverride>
+    <w:lvlOverride w:ilvl="1">
+      <w:startOverride w:val="1"/>
+    </w:lvlOverride>
+    <w:lvlOverride w:ilvl="2">
+      <w:startOverride w:val="1"/>
+    </w:lvlOverride>
+    <w:lvlOverride w:ilvl="3">
+      <w:startOverride w:val="1"/>
+    </w:lvlOverride>
+    <w:lvlOverride w:ilvl="4">
+      <w:startOverride w:val="1"/>
+    </w:lvlOverride>
+    <w:lvlOverride w:ilvl="5">
+      <w:startOverride w:val="1"/>
+    </w:lvlOverride>
+    <w:lvlOverride w:ilvl="6">
+      <w:startOverride w:val="1"/>
+    </w:lvlOverride>
+    <w:lvlOverride w:ilvl="7">
+      <w:startOverride w:val="1"/>
+    </w:lvlOverride>
+    <w:lvlOverride w:ilvl="8">
+      <w:startOverride w:val="1"/>
+    </w:lvlOverride>
+  </w:num>
+  <w:num w:numId="1025">
+    <w:abstractNumId w:val="991"/>
+  </w:num>
+  <w:num w:numId="1026">
+    <w:abstractNumId w:val="991"/>
+  </w:num>
+  <w:num w:numId="1027">
+    <w:abstractNumId w:val="99411"/>
+    <w:lvlOverride w:ilvl="0">
+      <w:startOverride w:val="1"/>
+    </w:lvlOverride>
+    <w:lvlOverride w:ilvl="1">
+      <w:startOverride w:val="1"/>
+    </w:lvlOverride>
+    <w:lvlOverride w:ilvl="2">
+      <w:startOverride w:val="1"/>
+    </w:lvlOverride>
+    <w:lvlOverride w:ilvl="3">
+      <w:startOverride w:val="1"/>
+    </w:lvlOverride>
+    <w:lvlOverride w:ilvl="4">
+      <w:startOverride w:val="1"/>
+    </w:lvlOverride>
+    <w:lvlOverride w:ilvl="5">
+      <w:startOverride w:val="1"/>
+    </w:lvlOverride>
+    <w:lvlOverride w:ilvl="6">
+      <w:startOverride w:val="1"/>
+    </w:lvlOverride>
+    <w:lvlOverride w:ilvl="7">
+      <w:startOverride w:val="1"/>
+    </w:lvlOverride>
+    <w:lvlOverride w:ilvl="8">
+      <w:startOverride w:val="1"/>
+    </w:lvlOverride>
+  </w:num>
+  <w:num w:numId="1028">
+    <w:abstractNumId w:val="99411"/>
+    <w:lvlOverride w:ilvl="0">
+      <w:startOverride w:val="1"/>
+    </w:lvlOverride>
+    <w:lvlOverride w:ilvl="1">
+      <w:startOverride w:val="1"/>
+    </w:lvlOverride>
+    <w:lvlOverride w:ilvl="2">
+      <w:startOverride w:val="1"/>
+    </w:lvlOverride>
+    <w:lvlOverride w:ilvl="3">
+      <w:startOverride w:val="1"/>
+    </w:lvlOverride>
+    <w:lvlOverride w:ilvl="4">
+      <w:startOverride w:val="1"/>
+    </w:lvlOverride>
+    <w:lvlOverride w:ilvl="5">
+      <w:startOverride w:val="1"/>
+    </w:lvlOverride>
+    <w:lvlOverride w:ilvl="6">
+      <w:startOverride w:val="1"/>
+    </w:lvlOverride>
+    <w:lvlOverride w:ilvl="7">
+      <w:startOverride w:val="1"/>
+    </w:lvlOverride>
+    <w:lvlOverride w:ilvl="8">
+      <w:startOverride w:val="1"/>
+    </w:lvlOverride>
+  </w:num>
+  <w:num w:numId="1029">
+    <w:abstractNumId w:val="991"/>
+  </w:num>
+  <w:num w:numId="1030">
+    <w:abstractNumId w:val="991"/>
+  </w:num>
+  <w:num w:numId="1031">
+    <w:abstractNumId w:val="99411"/>
+    <w:lvlOverride w:ilvl="0">
+      <w:startOverride w:val="1"/>
+    </w:lvlOverride>
+    <w:lvlOverride w:ilvl="1">
+      <w:startOverride w:val="1"/>
+    </w:lvlOverride>
+    <w:lvlOverride w:ilvl="2">
+      <w:startOverride w:val="1"/>
+    </w:lvlOverride>
+    <w:lvlOverride w:ilvl="3">
+      <w:startOverride w:val="1"/>
+    </w:lvlOverride>
+    <w:lvlOverride w:ilvl="4">
+      <w:startOverride w:val="1"/>
+    </w:lvlOverride>
+    <w:lvlOverride w:ilvl="5">
+      <w:startOverride w:val="1"/>
+    </w:lvlOverride>
+    <w:lvlOverride w:ilvl="6">
+      <w:startOverride w:val="1"/>
+    </w:lvlOverride>
+    <w:lvlOverride w:ilvl="7">
+      <w:startOverride w:val="1"/>
+    </w:lvlOverride>
+    <w:lvlOverride w:ilvl="8">
+      <w:startOverride w:val="1"/>
+    </w:lvlOverride>
+  </w:num>
+  <w:num w:numId="1032">
+    <w:abstractNumId w:val="99411"/>
+    <w:lvlOverride w:ilvl="0">
+      <w:startOverride w:val="1"/>
+    </w:lvlOverride>
+    <w:lvlOverride w:ilvl="1">
+      <w:startOverride w:val="1"/>
+    </w:lvlOverride>
+    <w:lvlOverride w:ilvl="2">
+      <w:startOverride w:val="1"/>
+    </w:lvlOverride>
+    <w:lvlOverride w:ilvl="3">
+      <w:startOverride w:val="1"/>
+    </w:lvlOverride>
+    <w:lvlOverride w:ilvl="4">
+      <w:startOverride w:val="1"/>
+    </w:lvlOverride>
+    <w:lvlOverride w:ilvl="5">
+      <w:startOverride w:val="1"/>
+    </w:lvlOverride>
+    <w:lvlOverride w:ilvl="6">
+      <w:startOverride w:val="1"/>
+    </w:lvlOverride>
+    <w:lvlOverride w:ilvl="7">
+      <w:startOverride w:val="1"/>
+    </w:lvlOverride>
+    <w:lvlOverride w:ilvl="8">
+      <w:startOverride w:val="1"/>
+    </w:lvlOverride>
+  </w:num>
+  <w:num w:numId="1033">
+    <w:abstractNumId w:val="991"/>
+  </w:num>
+  <w:num w:numId="1034">
+    <w:abstractNumId w:val="99415"/>
+    <w:lvlOverride w:ilvl="0">
+      <w:startOverride w:val="5"/>
+    </w:lvlOverride>
+    <w:lvlOverride w:ilvl="1">
+      <w:startOverride w:val="5"/>
+    </w:lvlOverride>
+    <w:lvlOverride w:ilvl="2">
+      <w:startOverride w:val="5"/>
+    </w:lvlOverride>
+    <w:lvlOverride w:ilvl="3">
+      <w:startOverride w:val="5"/>
+    </w:lvlOverride>
+    <w:lvlOverride w:ilvl="4">
+      <w:startOverride w:val="5"/>
+    </w:lvlOverride>
+    <w:lvlOverride w:ilvl="5">
+      <w:startOverride w:val="5"/>
+    </w:lvlOverride>
+    <w:lvlOverride w:ilvl="6">
+      <w:startOverride w:val="5"/>
+    </w:lvlOverride>
+    <w:lvlOverride w:ilvl="7">
+      <w:startOverride w:val="5"/>
+    </w:lvlOverride>
+    <w:lvlOverride w:ilvl="8">
+      <w:startOverride w:val="5"/>
+    </w:lvlOverride>
+  </w:num>
+  <w:num w:numId="1035">
+    <w:abstractNumId w:val="99411"/>
+    <w:lvlOverride w:ilvl="0">
+      <w:startOverride w:val="1"/>
+    </w:lvlOverride>
+    <w:lvlOverride w:ilvl="1">
+      <w:startOverride w:val="1"/>
+    </w:lvlOverride>
+    <w:lvlOverride w:ilvl="2">
+      <w:startOverride w:val="1"/>
+    </w:lvlOverride>
+    <w:lvlOverride w:ilvl="3">
+      <w:startOverride w:val="1"/>
+    </w:lvlOverride>
+    <w:lvlOverride w:ilvl="4">
+      <w:startOverride w:val="1"/>
+    </w:lvlOverride>
+    <w:lvlOverride w:ilvl="5">
+      <w:startOverride w:val="1"/>
+    </w:lvlOverride>
+    <w:lvlOverride w:ilvl="6">
+      <w:startOverride w:val="1"/>
+    </w:lvlOverride>
+    <w:lvlOverride w:ilvl="7">
+      <w:startOverride w:val="1"/>
+    </w:lvlOverride>
+    <w:lvlOverride w:ilvl="8">
+      <w:startOverride w:val="1"/>
+    </w:lvlOverride>
+  </w:num>
+  <w:num w:numId="1036">
+    <w:abstractNumId w:val="991"/>
+  </w:num>
+  <w:num w:numId="1037">
+    <w:abstractNumId w:val="991"/>
   </w:num>
 </w:numbering>
 </file>
